--- a/manual/Fundamento-MANUAL-v7.docx
+++ b/manual/Fundamento-MANUAL-v7.docx
@@ -70,7 +70,7 @@
           <w:sz w:val="20"/>
           <w:szCs w:val="20"/>
         </w:rPr>
-        <w:t xml:space="preserve">Níveis 1–20  ·  Faixa lendária 21–30  ·  Versão 7.27</w:t>
+        <w:t xml:space="preserve">Níveis 1–20  ·  Faixa lendária 21–30  ·  Versão 7.28</w:t>
       </w:r>
     </w:p>
     <w:p>
@@ -39963,7 +39963,67 @@
           <w:b/>
           <w:bCs/>
         </w:rPr>
-        <w:t xml:space="preserve">O primeiro dos dois que perder o domínio — barreira derrubada por fora, ou o tempo acabou — ou chegar a 0 de vida recebe o Acerto do outro na hora.</w:t>
+        <w:t xml:space="preserve">O primeiro dos dois que perder o domínio — barreira derrubada por fora, o tempo acabou, ou falhas de concentração demais — ou chegar a 0 de vida recebe o Acerto do outro na hora.</w:t>
+      </w:r>
+    </w:p>
+    <w:p>
+      <w:pPr>
+        <w:pStyle w:val="ListParagraph"/>
+        <w:numPr>
+          <w:ilvl w:val="0"/>
+          <w:numId w:val="2"/>
+        </w:numPr>
+        <w:spacing w:after="90" w:line="268"/>
+      </w:pPr>
+      <w:r>
+        <w:rPr>
+          <w:b/>
+          <w:bCs/>
+        </w:rPr>
+        <w:t xml:space="preserve">Na corrida, segurar o domínio pede concentração.</w:t>
+      </w:r>
+      <w:r>
+        <w:t xml:space="preserve"> Quem mantém um domínio e toma dano faz um </w:t>
+      </w:r>
+      <w:r>
+        <w:rPr>
+          <w:b/>
+          <w:bCs/>
+        </w:rPr>
+        <w:t xml:space="preserve">Teste de Resistência de Vigor contra a CD do dono do outro domínio</w:t>
+      </w:r>
+      <w:r>
+        <w:t xml:space="preserve">. Cada falha fica marcada até a corrida acabar, e </w:t>
+      </w:r>
+      <w:r>
+        <w:rPr>
+          <w:b/>
+          <w:bCs/>
+        </w:rPr>
+        <w:t xml:space="preserve">quando as falhas chegam a metade da sua Essência — arredondando para baixo, e nunca menos de 1 —, o seu domínio cai</w:t>
+      </w:r>
+      <w:r>
+        <w:t xml:space="preserve">.</w:t>
+      </w:r>
+    </w:p>
+    <w:p>
+      <w:pPr>
+        <w:pStyle w:val="ListParagraph"/>
+        <w:numPr>
+          <w:ilvl w:val="0"/>
+          <w:numId w:val="2"/>
+        </w:numPr>
+        <w:spacing w:after="90" w:line="268"/>
+      </w:pPr>
+      <w:r>
+        <w:rPr>
+          <w:b/>
+          <w:bCs/>
+        </w:rPr>
+        <w:t xml:space="preserve">Personagem de jogador testa a cada dano que toma, sem limite. Inimigo testa no máximo uma vez por jogador que acertou ele na rodada</w:t>
+      </w:r>
+      <w:r>
+        <w:t xml:space="preserve">, por mais golpes que esse jogador dê.</w:t>
       </w:r>
     </w:p>
     <w:p>

--- a/manual/Fundamento-MANUAL-v7.docx
+++ b/manual/Fundamento-MANUAL-v7.docx
@@ -40023,7 +40023,37 @@
         <w:t xml:space="preserve">Personagem de jogador testa a cada dano que toma, sem limite. Inimigo testa no máximo uma vez por jogador que acertou ele na rodada</w:t>
       </w:r>
       <w:r>
-        <w:t xml:space="preserve">, por mais golpes que esse jogador dê.</w:t>
+        <w:t xml:space="preserve">, por mais golpes que esse jogador dê. </w:t>
+      </w:r>
+      <w:r>
+        <w:rPr>
+          <w:b/>
+          <w:bCs/>
+        </w:rPr>
+        <w:t xml:space="preserve">Golpe de invocação não conta:</w:t>
+      </w:r>
+      <w:r>
+        <w:t xml:space="preserve"> ele tira vida do inimigo, e não faz o inimigo testar.</w:t>
+      </w:r>
+    </w:p>
+    <w:p>
+      <w:pPr>
+        <w:pStyle w:val="ListParagraph"/>
+        <w:numPr>
+          <w:ilvl w:val="0"/>
+          <w:numId w:val="2"/>
+        </w:numPr>
+        <w:spacing w:after="90" w:line="268"/>
+      </w:pPr>
+      <w:r>
+        <w:rPr>
+          <w:b/>
+          <w:bCs/>
+        </w:rPr>
+        <w:t xml:space="preserve">Este teste não ocupa a sua Concentração, e a Mão Firme não protege dele.</w:t>
+      </w:r>
+      <w:r>
+        <w:t xml:space="preserve"> Você pode segurar o domínio na corrida e seguir concentrando num efeito, e as duas rolagens são separadas.</w:t>
       </w:r>
     </w:p>
     <w:p>

--- a/manual/Fundamento-MANUAL-v7.docx
+++ b/manual/Fundamento-MANUAL-v7.docx
@@ -70,7 +70,7 @@
           <w:sz w:val="20"/>
           <w:szCs w:val="20"/>
         </w:rPr>
-        <w:t xml:space="preserve">Níveis 1–20  ·  Faixa lendária 21–30  ·  Versão 7.28</w:t>
+        <w:t xml:space="preserve">Níveis 1–20  ·  Faixa lendária 21–30  ·  Versão 7.29</w:t>
       </w:r>
     </w:p>
     <w:p>
@@ -36852,7 +36852,7 @@
                 <w:sz w:val="20"/>
                 <w:szCs w:val="20"/>
               </w:rPr>
-              <w:t xml:space="preserve"> é o eixo de controle da sua ficha — quanto da sua energia você não desperdiça. Ele não é do Fundamento: ele mora no sistema em volta, sobe com os seus marcos e vai de 1 a 10. Aqui ele é lido em quatro lugares e nada mais: </w:t>
+              <w:t xml:space="preserve"> é o eixo de controle da sua ficha — quanto da sua energia você não desperdiça. Ele não é do Fundamento: ele mora no sistema em volta, sobe com os seus marcos e vai de 1 a 10. Aqui ele é lido em cinco lugares e nada mais: </w:t>
             </w:r>
             <w:r>
               <w:rPr>
@@ -36862,6 +36862,22 @@
                 <w:szCs w:val="20"/>
               </w:rPr>
               <w:t xml:space="preserve">o requisito</w:t>
+            </w:r>
+            <w:r>
+              <w:rPr>
+                <w:sz w:val="20"/>
+                <w:szCs w:val="20"/>
+              </w:rPr>
+              <w:t xml:space="preserve">, </w:t>
+            </w:r>
+            <w:r>
+              <w:rPr>
+                <w:b/>
+                <w:bCs/>
+                <w:sz w:val="20"/>
+                <w:szCs w:val="20"/>
+              </w:rPr>
+              <w:t xml:space="preserve">o tamanho do domínio</w:t>
             </w:r>
             <w:r>
               <w:rPr>
@@ -36933,7 +36949,7 @@
           <w:sz w:val="23"/>
           <w:szCs w:val="23"/>
         </w:rPr>
-        <w:t xml:space="preserve">Os dois degraus</w:t>
+        <w:t xml:space="preserve">Os três degraus</w:t>
       </w:r>
     </w:p>
     <w:tbl>
@@ -37324,6 +37340,133 @@
           </w:p>
         </w:tc>
       </w:tr>
+      <w:tr>
+        <w:trPr>
+          <w:cantSplit/>
+        </w:trPr>
+        <w:tc>
+          <w:tcPr>
+            <w:tcW w:type="dxa" w:w="1440"/>
+            <w:tcMar>
+              <w:top w:type="dxa" w:w="60"/>
+              <w:left w:type="dxa" w:w="110"/>
+              <w:bottom w:type="dxa" w:w="60"/>
+              <w:right w:type="dxa" w:w="110"/>
+            </w:tcMar>
+            <w:vAlign w:val="center"/>
+          </w:tcPr>
+          <w:p>
+            <w:pPr>
+              <w:spacing w:after="40" w:before="40" w:line="240"/>
+              <w:jc w:val="left"/>
+            </w:pPr>
+            <w:r>
+              <w:rPr>
+                <w:b/>
+                <w:bCs/>
+                <w:color w:val="251727"/>
+                <w:sz w:val="19"/>
+                <w:szCs w:val="19"/>
+              </w:rPr>
+              <w:t xml:space="preserve">Sem Barreiras</w:t>
+            </w:r>
+          </w:p>
+        </w:tc>
+        <w:tc>
+          <w:tcPr>
+            <w:tcW w:type="dxa" w:w="1440"/>
+            <w:tcMar>
+              <w:top w:type="dxa" w:w="60"/>
+              <w:left w:type="dxa" w:w="110"/>
+              <w:bottom w:type="dxa" w:w="60"/>
+              <w:right w:type="dxa" w:w="110"/>
+            </w:tcMar>
+            <w:vAlign w:val="center"/>
+          </w:tcPr>
+          <w:p>
+            <w:pPr>
+              <w:spacing w:after="40" w:before="40" w:line="240"/>
+              <w:jc w:val="left"/>
+            </w:pPr>
+            <w:r>
+              <w:rPr>
+                <w:b w:val="false"/>
+                <w:bCs w:val="false"/>
+                <w:color w:val="251727"/>
+                <w:sz w:val="19"/>
+                <w:szCs w:val="19"/>
+              </w:rPr>
+              <w:t xml:space="preserve">5 espaços (+2)</w:t>
+            </w:r>
+          </w:p>
+        </w:tc>
+        <w:tc>
+          <w:tcPr>
+            <w:tcW w:type="dxa" w:w="2160"/>
+            <w:tcMar>
+              <w:top w:type="dxa" w:w="60"/>
+              <w:left w:type="dxa" w:w="110"/>
+              <w:bottom w:type="dxa" w:w="60"/>
+              <w:right w:type="dxa" w:w="110"/>
+            </w:tcMar>
+            <w:vAlign w:val="center"/>
+          </w:tcPr>
+          <w:p>
+            <w:pPr>
+              <w:spacing w:after="40" w:before="40" w:line="240"/>
+              <w:jc w:val="left"/>
+            </w:pPr>
+            <w:r>
+              <w:rPr>
+                <w:b w:val="false"/>
+                <w:bCs w:val="false"/>
+                <w:color w:val="251727"/>
+                <w:sz w:val="19"/>
+                <w:szCs w:val="19"/>
+              </w:rPr>
+              <w:t xml:space="preserve">refino 10 e especialização em Ocultismo</w:t>
+            </w:r>
+          </w:p>
+        </w:tc>
+        <w:tc>
+          <w:tcPr>
+            <w:tcW w:type="dxa" w:w="3960"/>
+            <w:tcMar>
+              <w:top w:type="dxa" w:w="60"/>
+              <w:left w:type="dxa" w:w="110"/>
+              <w:bottom w:type="dxa" w:w="60"/>
+              <w:right w:type="dxa" w:w="110"/>
+            </w:tcMar>
+            <w:vAlign w:val="center"/>
+          </w:tcPr>
+          <w:p>
+            <w:pPr>
+              <w:spacing w:after="40" w:before="40" w:line="240"/>
+              <w:jc w:val="left"/>
+            </w:pPr>
+            <w:r>
+              <w:rPr>
+                <w:b w:val="false"/>
+                <w:bCs w:val="false"/>
+                <w:color w:val="251727"/>
+                <w:sz w:val="19"/>
+                <w:szCs w:val="19"/>
+              </w:rPr>
+              <w:t xml:space="preserve">acontece</w:t>
+            </w:r>
+            <w:r>
+              <w:rPr>
+                <w:b w:val="false"/>
+                <w:bCs w:val="false"/>
+                <w:color w:val="251727"/>
+                <w:sz w:val="19"/>
+                <w:szCs w:val="19"/>
+              </w:rPr>
+              <w:t xml:space="preserve">, com barreira ou sem, e você escolhe a cada abertura</w:t>
+            </w:r>
+          </w:p>
+        </w:tc>
+      </w:tr>
     </w:tbl>
     <w:p>
       <w:pPr>
@@ -37364,10 +37507,20 @@
           <w:b/>
           <w:bCs/>
         </w:rPr>
-        <w:t xml:space="preserve">Só a completa fecha barreira.</w:t>
-      </w:r>
-      <w:r>
-        <w:t xml:space="preserve"> A incompleta é a técnica derramada no terreno, sem parede em volta.</w:t>
+        <w:t xml:space="preserve">A Expansão sem Barreiras exige ter a completa</w:t>
+      </w:r>
+      <w:r>
+        <w:t xml:space="preserve">, e paga só a diferença — dois espaços a mais. O requisito é o refino no teto e </w:t>
+      </w:r>
+      <w:r>
+        <w:rPr>
+          <w:b/>
+          <w:bCs/>
+        </w:rPr>
+        <w:t xml:space="preserve">especialização em Ocultismo</w:t>
+      </w:r>
+      <w:r>
+        <w:t xml:space="preserve">, a perícia que cobre barreira, sem nível mínimo.</w:t>
       </w:r>
     </w:p>
     <w:p>
@@ -37380,7 +37533,34 @@
         <w:spacing w:after="90" w:line="268"/>
       </w:pPr>
       <w:r>
-        <w:t xml:space="preserve">O teto do feitiço não muda por causa dela, e as duas ficam </w:t>
+        <w:rPr>
+          <w:b/>
+          <w:bCs/>
+        </w:rPr>
+        <w:t xml:space="preserve">A completa fecha barreira, e a incompleta não:</w:t>
+      </w:r>
+      <w:r>
+        <w:t xml:space="preserve"> a incompleta é a técnica derramada no terreno, sem parede em volta. </w:t>
+      </w:r>
+      <w:r>
+        <w:rPr>
+          <w:b/>
+          <w:bCs/>
+        </w:rPr>
+        <w:t xml:space="preserve">A Expansão sem Barreiras escolhe a cada abertura.</w:t>
+      </w:r>
+    </w:p>
+    <w:p>
+      <w:pPr>
+        <w:pStyle w:val="ListParagraph"/>
+        <w:numPr>
+          <w:ilvl w:val="0"/>
+          <w:numId w:val="2"/>
+        </w:numPr>
+        <w:spacing w:after="90" w:line="268"/>
+      </w:pPr>
+      <w:r>
+        <w:t xml:space="preserve">O teto do feitiço não muda por causa dela, e as três ficam </w:t>
       </w:r>
       <w:r>
         <w:rPr>
@@ -37997,6 +38177,26 @@
     </w:p>
     <w:p>
       <w:pPr>
+        <w:pStyle w:val="ListParagraph"/>
+        <w:numPr>
+          <w:ilvl w:val="0"/>
+          <w:numId w:val="2"/>
+        </w:numPr>
+        <w:spacing w:after="90" w:line="268"/>
+      </w:pPr>
+      <w:r>
+        <w:rPr>
+          <w:b/>
+          <w:bCs/>
+        </w:rPr>
+        <w:t xml:space="preserve">O domínio tem raio de 1,5 m × refino.</w:t>
+      </w:r>
+      <w:r>
+        <w:t xml:space="preserve"> A incompleta para em 7,5 m.</w:t>
+      </w:r>
+    </w:p>
+    <w:p>
+      <w:pPr>
         <w:spacing w:after="100"/>
       </w:pPr>
     </w:p>
@@ -38125,7 +38325,7 @@
         <w:spacing w:after="140" w:before="0" w:line="276"/>
       </w:pPr>
       <w:r>
-        <w:t xml:space="preserve">Só a completa levanta barreira. Por dentro ela </w:t>
+        <w:t xml:space="preserve">Só a completa levanta barreira, e a Expansão sem Barreiras quando você escolhe fechar. Por dentro ela </w:t>
       </w:r>
       <w:r>
         <w:rPr>
@@ -38320,6 +38520,169 @@
           <w:sz w:val="23"/>
           <w:szCs w:val="23"/>
         </w:rPr>
+        <w:t xml:space="preserve">Abrir sem barreira</w:t>
+      </w:r>
+    </w:p>
+    <w:p>
+      <w:pPr>
+        <w:spacing w:after="140" w:before="0" w:line="276"/>
+      </w:pPr>
+      <w:r>
+        <w:rPr>
+          <w:b/>
+          <w:bCs/>
+        </w:rPr>
+        <w:t xml:space="preserve">A Expansão sem Barreiras é pintar o domínio no ar, sem tela.</w:t>
+      </w:r>
+      <w:r>
+        <w:t xml:space="preserve"> Na obra só dois fazem isso. Quem tem o degrau escolhe a cada abertura: </w:t>
+      </w:r>
+      <w:r>
+        <w:rPr>
+          <w:b/>
+          <w:bCs/>
+        </w:rPr>
+        <w:t xml:space="preserve">fecha a barreira e ela é a completa em tudo</w:t>
+      </w:r>
+      <w:r>
+        <w:t xml:space="preserve"> — preço, desconto, barreira e arrastar —, </w:t>
+      </w:r>
+      <w:r>
+        <w:rPr>
+          <w:b/>
+          <w:bCs/>
+        </w:rPr>
+        <w:t xml:space="preserve">ou abre sem barreira.</w:t>
+      </w:r>
+    </w:p>
+    <w:p>
+      <w:pPr>
+        <w:pStyle w:val="ListParagraph"/>
+        <w:numPr>
+          <w:ilvl w:val="0"/>
+          <w:numId w:val="2"/>
+        </w:numPr>
+        <w:spacing w:after="90" w:line="268"/>
+      </w:pPr>
+      <w:r>
+        <w:rPr>
+          <w:b/>
+          <w:bCs/>
+        </w:rPr>
+        <w:t xml:space="preserve">Sem barreira, abrir cobra 7 × a sua maior Classe de PE</w:t>
+      </w:r>
+      <w:r>
+        <w:t xml:space="preserve">, e lá dentro </w:t>
+      </w:r>
+      <w:r>
+        <w:rPr>
+          <w:b/>
+          <w:bCs/>
+        </w:rPr>
+        <w:t xml:space="preserve">cada feitiço custa maestria × 2 a menos</w:t>
+      </w:r>
+      <w:r>
+        <w:t xml:space="preserve">. Nenhum feitiço custa menos de 1 PE.</w:t>
+      </w:r>
+    </w:p>
+    <w:p>
+      <w:pPr>
+        <w:pStyle w:val="ListParagraph"/>
+        <w:numPr>
+          <w:ilvl w:val="0"/>
+          <w:numId w:val="2"/>
+        </w:numPr>
+        <w:spacing w:after="90" w:line="268"/>
+      </w:pPr>
+      <w:r>
+        <w:rPr>
+          <w:b/>
+          <w:bCs/>
+        </w:rPr>
+        <w:t xml:space="preserve">O raio é de 200 m, e o centro fica onde você abriu.</w:t>
+      </w:r>
+      <w:r>
+        <w:t xml:space="preserve"> Você anda livre, e a área não vai junto.</w:t>
+      </w:r>
+    </w:p>
+    <w:p>
+      <w:pPr>
+        <w:pStyle w:val="ListParagraph"/>
+        <w:numPr>
+          <w:ilvl w:val="0"/>
+          <w:numId w:val="2"/>
+        </w:numPr>
+        <w:spacing w:after="90" w:line="268"/>
+      </w:pPr>
+      <w:r>
+        <w:rPr>
+          <w:b/>
+          <w:bCs/>
+        </w:rPr>
+        <w:t xml:space="preserve">Ela não prende ninguém.</w:t>
+      </w:r>
+      <w:r>
+        <w:t xml:space="preserve"> Quem está lá dentro pode sair andando, e leva o Acerto enquanto estiver no raio.</w:t>
+      </w:r>
+    </w:p>
+    <w:p>
+      <w:pPr>
+        <w:pStyle w:val="ListParagraph"/>
+        <w:numPr>
+          <w:ilvl w:val="0"/>
+          <w:numId w:val="2"/>
+        </w:numPr>
+        <w:spacing w:after="90" w:line="268"/>
+      </w:pPr>
+      <w:r>
+        <w:rPr>
+          <w:b/>
+          <w:bCs/>
+        </w:rPr>
+        <w:t xml:space="preserve">Quem não tem energia amaldiçoada só é atingido se o seu Acerto alcança o que não tem energia</w:t>
+      </w:r>
+      <w:r>
+        <w:t xml:space="preserve">, como o corte do Sukuna, que alcança objeto.</w:t>
+      </w:r>
+    </w:p>
+    <w:p>
+      <w:pPr>
+        <w:pStyle w:val="ListParagraph"/>
+        <w:numPr>
+          <w:ilvl w:val="0"/>
+          <w:numId w:val="2"/>
+        </w:numPr>
+        <w:spacing w:after="90" w:line="268"/>
+      </w:pPr>
+      <w:r>
+        <w:rPr>
+          <w:b/>
+          <w:bCs/>
+        </w:rPr>
+        <w:t xml:space="preserve">Ela não tem borda.</w:t>
+      </w:r>
+      <w:r>
+        <w:t xml:space="preserve"> Sem barreira não há casca para quebrar nem borda para apagar: ela acaba pelo tempo, pela corrida, pela concentração, ou com você em 0 de vida.</w:t>
+      </w:r>
+    </w:p>
+    <w:p>
+      <w:pPr>
+        <w:spacing w:after="100"/>
+      </w:pPr>
+    </w:p>
+    <w:p>
+      <w:pPr>
+        <w:pStyle w:val="Heading3"/>
+        <w:spacing w:after="120" w:before="240"/>
+      </w:pPr>
+      <w:r>
+        <w:rPr>
+          <w:b/>
+          <w:bCs/>
+          <w:color w:val="251727"/>
+          <w:sz w:val="23"/>
+          <w:szCs w:val="23"/>
+        </w:rPr>
         <w:t xml:space="preserve">Nove domínios da obra, lidos nas duas peças</w:t>
       </w:r>
     </w:p>
@@ -38563,7 +38926,19 @@
                 <w:sz w:val="19"/>
                 <w:szCs w:val="19"/>
               </w:rPr>
-              <w:t xml:space="preserve">Sukuna</w:t>
+              <w:t xml:space="preserve">Sukuna </w:t>
+            </w:r>
+            <w:r>
+              <w:rPr>
+                <w:b/>
+                <w:bCs/>
+                <w:i/>
+                <w:iCs/>
+                <w:color w:val="251727"/>
+                <w:sz w:val="19"/>
+                <w:szCs w:val="19"/>
+              </w:rPr>
+              <w:t xml:space="preserve">(sem barreiras)</w:t>
             </w:r>
           </w:p>
         </w:tc>
@@ -40098,6 +40473,46 @@
     </w:p>
     <w:p>
       <w:pPr>
+        <w:pStyle w:val="ListParagraph"/>
+        <w:numPr>
+          <w:ilvl w:val="0"/>
+          <w:numId w:val="2"/>
+        </w:numPr>
+        <w:spacing w:after="90" w:line="268"/>
+      </w:pPr>
+      <w:r>
+        <w:rPr>
+          <w:b/>
+          <w:bCs/>
+        </w:rPr>
+        <w:t xml:space="preserve">Contra a Expansão sem Barreiras aberta sem barreira</w:t>
+      </w:r>
+      <w:r>
+        <w:t xml:space="preserve">, os dois Acertos se anulam só dentro da área do outro domínio, e </w:t>
+      </w:r>
+      <w:r>
+        <w:rPr>
+          <w:b/>
+          <w:bCs/>
+        </w:rPr>
+        <w:t xml:space="preserve">fora dessa área o Acerto da sem barreiras continua.</w:t>
+      </w:r>
+      <w:r>
+        <w:t xml:space="preserve"> Se esse Acerto causa dano, ele </w:t>
+      </w:r>
+      <w:r>
+        <w:rPr>
+          <w:b/>
+          <w:bCs/>
+        </w:rPr>
+        <w:t xml:space="preserve">bate na barreira do outro por fora</w:t>
+      </w:r>
+      <w:r>
+        <w:t xml:space="preserve"> cada vez que acontece. Acerto que não fere não encosta na barreira.</w:t>
+      </w:r>
+    </w:p>
+    <w:p>
+      <w:pPr>
         <w:spacing w:after="100"/>
       </w:pPr>
     </w:p>
@@ -40123,7 +40538,14 @@
         <w:t xml:space="preserve">desliga o Acerto do completo, e a barreira do completo deixa de prender — quem está lá dentro pode sair</w:t>
       </w:r>
       <w:r>
-        <w:t xml:space="preserve"> — e o Acerto dele, que rola, continua rolando. É a resposta mais cara que existe a um domínio, e a única que também é um domínio.</w:t>
+        <w:t xml:space="preserve"> — e o Acerto dele, que rola, continua rolando. É a resposta mais cara que existe a um domínio, e a única que também é um domínio. </w:t>
+      </w:r>
+      <w:r>
+        <w:rPr>
+          <w:b/>
+          <w:bCs/>
+        </w:rPr>
+        <w:t xml:space="preserve">Contra a Expansão sem Barreiras aberta sem barreira, ela desliga o Acerto só dentro do próprio raio.</w:t>
       </w:r>
     </w:p>
     <w:p>
@@ -40472,7 +40894,7 @@
                 <w:sz w:val="18"/>
                 <w:szCs w:val="18"/>
               </w:rPr>
-              <w:t xml:space="preserve">TRÊS OU MAIS DOMÍNIOS: CAEM TODOS</w:t>
+              <w:t xml:space="preserve">TRÊS OU MAIS DOMÍNIOS COM BARREIRA: CAEM TODOS</w:t>
             </w:r>
           </w:p>
           <w:p>
@@ -40521,7 +40943,7 @@
           </w:p>
           <w:p>
             <w:pPr>
-              <w:spacing w:after="20" w:line="268"/>
+              <w:spacing w:after="110" w:line="268"/>
             </w:pPr>
             <w:r>
               <w:rPr>
@@ -40529,6 +40951,27 @@
                 <w:szCs w:val="20"/>
               </w:rPr>
               <w:t xml:space="preserve">Ninguém conquista, ninguém recebe Acerto, e o Rescaldo pega todo mundo que abriu.</w:t>
+            </w:r>
+          </w:p>
+          <w:p>
+            <w:pPr>
+              <w:spacing w:after="20" w:line="268"/>
+            </w:pPr>
+            <w:r>
+              <w:rPr>
+                <w:b/>
+                <w:bCs/>
+                <w:sz w:val="20"/>
+                <w:szCs w:val="20"/>
+              </w:rPr>
+              <w:t xml:space="preserve">A Expansão sem Barreiras aberta sem barreira não entra nessa conta.</w:t>
+            </w:r>
+            <w:r>
+              <w:rPr>
+                <w:sz w:val="20"/>
+                <w:szCs w:val="20"/>
+              </w:rPr>
+              <w:t xml:space="preserve"> Com três ou mais barreiras, as barreiras caem e a sem barreiras fica de pé. Com duas barreiras e a sem barreiras, as duas barreiras disputam como sempre, e a sem barreiras ataca as duas por fora.</w:t>
             </w:r>
           </w:p>
         </w:tc>

--- a/manual/Fundamento-MANUAL-v7.docx
+++ b/manual/Fundamento-MANUAL-v7.docx
@@ -70,7 +70,7 @@
           <w:sz w:val="20"/>
           <w:szCs w:val="20"/>
         </w:rPr>
-        <w:t xml:space="preserve">Níveis 1–20  ·  Faixa lendária 21–30  ·  Versão 7.29</w:t>
+        <w:t xml:space="preserve">Níveis 1–20  ·  Faixa lendária 21–30  ·  Versão 7.30</w:t>
       </w:r>
     </w:p>
     <w:p>
@@ -22928,7 +22928,7 @@
                 <w:sz w:val="19"/>
                 <w:szCs w:val="19"/>
               </w:rPr>
-              <w:t xml:space="preserve">Se o alvo sair do alcance antes do feitiço resolver, o feitiço vai atrás.</w:t>
+              <w:t xml:space="preserve">Se o alvo sair do alcance antes de o feitiço concluir, o feitiço vai atrás.</w:t>
             </w:r>
           </w:p>
         </w:tc>
@@ -23688,7 +23688,7 @@
                 <w:sz w:val="19"/>
                 <w:szCs w:val="19"/>
               </w:rPr>
-              <w:t xml:space="preserve">Depois do primeiro alvo, pula pro inimigo mais perto a até 9 m com metade dos dados.</w:t>
+              <w:t xml:space="preserve">Depois do primeiro alvo, pula para o inimigo mais perto a até 9 m com metade dos dados.</w:t>
             </w:r>
           </w:p>
         </w:tc>
@@ -24089,7 +24089,7 @@
                 <w:sz w:val="19"/>
                 <w:szCs w:val="19"/>
               </w:rPr>
-              <w:t xml:space="preserve">Sem rolagem de acerto. O alvo ainda faz o Teste de Resistência pra metade.</w:t>
+              <w:t xml:space="preserve">Sem rolagem de acerto. O alvo ainda faz o Teste de Resistência para metade.</w:t>
             </w:r>
           </w:p>
         </w:tc>
@@ -24632,7 +24632,7 @@
                 <w:sz w:val="19"/>
                 <w:szCs w:val="19"/>
               </w:rPr>
-              <w:t xml:space="preserve">Só da Classe 3 em diante, e só pra Fundamento cuja Regra encosta em alma, mente ou conceito. Os dados de dano deste feitiço viram dano na alma, e você fica com metade deles, arredondando pra baixo. Não entra numa Liberação Máxima. A régua do dano na alma está na seção 11.</w:t>
+              <w:t xml:space="preserve">Só da Classe 3 em diante, e só para Fundamento cuja Regra seja direta sobre alma. Os dados de dano deste feitiço viram dano na alma, e você fica com metade deles, arredondando para baixo. Não entra numa Liberação Máxima.</w:t>
             </w:r>
           </w:p>
         </w:tc>
@@ -25205,7 +25205,7 @@
                 <w:sz w:val="19"/>
                 <w:szCs w:val="19"/>
               </w:rPr>
-              <w:t xml:space="preserve">O alvo não sai do lugar até o fim do próximo turno dele. Ele pode gastar a ação pra tentar um Teste de Resistência e se soltar.</w:t>
+              <w:t xml:space="preserve">O alvo não sai do lugar até o fim do próximo turno dele. Ele pode gastar uma ação — qualquer uma, menos livre — para tentar um Teste de Resistência e se soltar. O Teste é decidido na criação do feitiço.</w:t>
             </w:r>
           </w:p>
         </w:tc>
@@ -25475,7 +25475,7 @@
                 <w:sz w:val="19"/>
                 <w:szCs w:val="19"/>
               </w:rPr>
-              <w:t xml:space="preserve">Cancela um efeito contínuo ou uma barreira de Classe igual ou menor que o seu.</w:t>
+              <w:t xml:space="preserve">Cancela um efeito contínuo ou uma barreira de Classe igual ou menor que a sua.</w:t>
             </w:r>
           </w:p>
         </w:tc>
@@ -28218,7 +28218,7 @@
                 <w:sz w:val="19"/>
                 <w:szCs w:val="19"/>
               </w:rPr>
-              <w:t xml:space="preserve">+25% de dano contra alvo abaixo de metade da vida. Não entra num feitiço que tenha uma Condicional ligada à vida do alvo.</w:t>
+              <w:t xml:space="preserve">+25% de dano contra alvo abaixo de metade da vida. Não entra num feitiço que tenha uma Condicional ligada à vida do alvo ou à duração, nem num feitiço com a Restrição Aquecer.</w:t>
             </w:r>
           </w:p>
         </w:tc>
@@ -28310,7 +28310,7 @@
                 <w:sz w:val="19"/>
                 <w:szCs w:val="19"/>
               </w:rPr>
-              <w:t xml:space="preserve">Em crítico, ou quando o alvo erra o Teste de Resistência por 5 ou mais, metade dos dados respinga em quem estiver do lado.</w:t>
+              <w:t xml:space="preserve">Em crítico, ou quando o alvo falha o Teste de Resistência por 5 ou mais, metade dos dados respinga em quem estiver do lado.</w:t>
             </w:r>
           </w:p>
         </w:tc>
@@ -28491,7 +28491,7 @@
                 <w:sz w:val="19"/>
                 <w:szCs w:val="19"/>
               </w:rPr>
-              <w:t xml:space="preserve">O dano ignora pontos de vida temporários e barreiras: bate direto na vida.</w:t>
+              <w:t xml:space="preserve">O dano ignora vida temporária e barreiras: bate direto na vida. Não ignora Redução de Dano.</w:t>
             </w:r>
           </w:p>
         </w:tc>
@@ -28889,7 +28889,7 @@
                 <w:sz w:val="19"/>
                 <w:szCs w:val="19"/>
               </w:rPr>
-              <w:t xml:space="preserve">Você conjura como Reação, a um gatilho que você declara quando monta o feitiço. Não entra no mesmo feitiço que Rápido.</w:t>
+              <w:t xml:space="preserve">Você conjura como Reação, a um gatilho que você declara quando monta o feitiço. Não entra no mesmo feitiço que Rápido nem que Armado.</w:t>
             </w:r>
           </w:p>
         </w:tc>
@@ -28978,7 +28978,7 @@
                 <w:sz w:val="19"/>
                 <w:szCs w:val="19"/>
               </w:rPr>
-              <w:t xml:space="preserve">Deixa o feitiço pronto e dispara depois, na mesma cena. Disparar ainda gasta ação.</w:t>
+              <w:t xml:space="preserve">Você gasta a ação e o PE do feitiço, e ele fica armado até o fim da cena. Na hora de armar, escolha um gatilho que a mesa consiga ver acontecer. Quando ele acontece, o feitiço sai sem gastar Reação, com alcance e alvo conferidos naquela hora. Um armado por vez. Se ele não sair, porque a cena acabou ou porque você armou outro, metade do PE volta. Não entra no mesmo feitiço que Reação.</w:t>
             </w:r>
           </w:p>
         </w:tc>
@@ -29070,7 +29070,7 @@
                 <w:sz w:val="19"/>
                 <w:szCs w:val="19"/>
               </w:rPr>
-              <w:t xml:space="preserve">Sem gesto, sem palavra. Ninguém percebe que você conjurou.</w:t>
+              <w:t xml:space="preserve">Sem gesto, sem palavra. Usar não revela a sua posição e não exige nenhum sinal. Dispensa Selo de gesto ou de som; Selo de condição, como enxergar o alvo, continua valendo.</w:t>
             </w:r>
           </w:p>
         </w:tc>
@@ -30777,7 +30777,7 @@
                 <w:sz w:val="19"/>
                 <w:szCs w:val="19"/>
               </w:rPr>
-              <w:t xml:space="preserve">Devolve 5 × Classe de Integridade a um aliado, e com ela a vida máxima que tinha sido derrubada. Uma vez por cena.</w:t>
+              <w:t xml:space="preserve">Devolve 5 × Classe de Integridade a um aliado. Uma vez por cena, por alvo.</w:t>
             </w:r>
           </w:p>
         </w:tc>
@@ -31646,7 +31646,7 @@
                 <w:sz w:val="19"/>
                 <w:szCs w:val="19"/>
               </w:rPr>
-              <w:t xml:space="preserve">Você toma 2 × Classe de dano que nada reduz.</w:t>
+              <w:t xml:space="preserve">Você toma 2 × Classe de dano que não pode ser reduzido.</w:t>
             </w:r>
           </w:p>
         </w:tc>
@@ -31827,7 +31827,7 @@
                 <w:sz w:val="19"/>
                 <w:szCs w:val="19"/>
               </w:rPr>
-              <w:t xml:space="preserve">Você gasta um turno carregando o feitiço antes de disparar. Se tomar dano nesse meio-tempo, faz um Teste de Resistência Espírito (CD 10, ou metade do dano, o que for maior) pra manter. Se falhar, perde o feitiço. Carregar não é concentração: o feitiço ainda não saiu.</w:t>
+              <w:t xml:space="preserve">Você gasta um turno carregando o feitiço antes de disparar. Se tomar dano nesse meio-tempo, faz um Teste de Resistência de Espírito (CD 10, ou metade do dano, o que for maior) para manter. Se falhar, perde o feitiço. Carregar não é concentração: o feitiço ainda não saiu.</w:t>
             </w:r>
           </w:p>
         </w:tc>
@@ -31919,7 +31919,7 @@
                 <w:sz w:val="19"/>
                 <w:szCs w:val="19"/>
               </w:rPr>
-              <w:t xml:space="preserve">Quem passa no Teste de Resistência não toma nada, em vez de tomar metade. Só em feitiços de TR.</w:t>
+              <w:t xml:space="preserve">Quem passa no Teste de Resistência não toma nada, em vez de tomar metade. Só em feitiços de Teste de Resistência.</w:t>
             </w:r>
           </w:p>
         </w:tc>
@@ -32462,7 +32462,7 @@
                 <w:sz w:val="19"/>
                 <w:szCs w:val="19"/>
               </w:rPr>
-              <w:t xml:space="preserve">O feitiço deixa uma marca visível que dura 1 hora e aponta pra você.</w:t>
+              <w:t xml:space="preserve">O feitiço deixa uma marca visível que dura 1 hora e aponta para você.</w:t>
             </w:r>
           </w:p>
         </w:tc>
@@ -32643,7 +32643,7 @@
                 <w:sz w:val="19"/>
                 <w:szCs w:val="19"/>
               </w:rPr>
-              <w:t xml:space="preserve">Depois de usar, o próximo feitiço que você conjurar nesta cena custa 2 × a Classe deste feitiço de energia a mais, mesmo que ele seja de Classe 0.</w:t>
+              <w:t xml:space="preserve">Depois de usar, o próximo feitiço que você conjurar nesta cena custa 2 × a Classe deste feitiço de energia a mais — mesmo que ele seja de Classe 0.</w:t>
             </w:r>
           </w:p>
         </w:tc>
@@ -32732,7 +32732,7 @@
                 <w:sz w:val="19"/>
                 <w:szCs w:val="19"/>
               </w:rPr>
-              <w:t xml:space="preserve">Seu deslocamento cai pela metade até o fim do próximo turno.</w:t>
+              <w:t xml:space="preserve">Seu deslocamento cai pela metade até o fim do próximo turno, e você recebe −1 no seu Teste de Resistência Físico.</w:t>
             </w:r>
           </w:p>
         </w:tc>
@@ -45185,7 +45185,7 @@
                 <w:sz w:val="19"/>
                 <w:szCs w:val="19"/>
               </w:rPr>
-              <w:t xml:space="preserve">cura 4d8 = 18 e devolve 20 de Integridade, com a vida máxima junto</w:t>
+              <w:t xml:space="preserve">cura 4d8 = 18 e devolve 20 de Integridade</w:t>
             </w:r>
           </w:p>
         </w:tc>
@@ -49350,7 +49350,7 @@
         <w:spacing w:after="90" w:line="268"/>
       </w:pPr>
       <w:r>
-        <w:t xml:space="preserve">Cada ponto de dano na alma tira 1 de vida, 1 de Integridade e derruba a sua vida máxima em 1, até o próximo descanso longo. Cura não devolve o que a alma perdeu: só descanso longo, ou a Melhoria </w:t>
+        <w:t xml:space="preserve">Cada ponto de dano na alma tira 1 de vida e 1 de Integridade. Cura não devolve o que a alma perdeu: só descanso longo, ou a Melhoria </w:t>
       </w:r>
       <w:r>
         <w:rPr>
@@ -49419,7 +49419,7 @@
         <w:spacing w:after="90" w:line="268"/>
       </w:pPr>
       <w:r>
-        <w:t xml:space="preserve">Descanso longo devolve toda a Integridade e a vida máxima, e limpa os estágios.</w:t>
+        <w:t xml:space="preserve">Descanso longo devolve toda a Integridade e limpa os estágios.</w:t>
       </w:r>
     </w:p>
     <w:p>
@@ -55171,7 +55171,7 @@
                 <w:sz w:val="19"/>
                 <w:szCs w:val="19"/>
               </w:rPr>
-              <w:t xml:space="preserve">Tira vida, Integridade e vida máxima no mesmo tanto. Entra cheio, e o Teste de Resistência decide o estágio, não o número.</w:t>
+              <w:t xml:space="preserve">Tira vida e Integridade no mesmo tanto. Entra cheio, e o Teste de Resistência decide o estágio, não o número.</w:t>
             </w:r>
           </w:p>
         </w:tc>

--- a/manual/Fundamento-MANUAL-v7.docx
+++ b/manual/Fundamento-MANUAL-v7.docx
@@ -70,7 +70,7 @@
           <w:sz w:val="20"/>
           <w:szCs w:val="20"/>
         </w:rPr>
-        <w:t xml:space="preserve">Níveis 1–20  ·  Faixa lendária 21–30  ·  Versão 7.30</w:t>
+        <w:t xml:space="preserve">Níveis 1–20  ·  Faixa lendária 21–30  ·  Versão 7.31</w:t>
       </w:r>
     </w:p>
     <w:p>
@@ -28978,7 +28978,7 @@
                 <w:sz w:val="19"/>
                 <w:szCs w:val="19"/>
               </w:rPr>
-              <w:t xml:space="preserve">Você gasta a ação e o PE do feitiço, e ele fica armado até o fim da cena. Na hora de armar, escolha um gatilho que a mesa consiga ver acontecer. Quando ele acontece, o feitiço sai sem gastar Reação, com alcance e alvo conferidos naquela hora. Um armado por vez. Se ele não sair, porque a cena acabou ou porque você armou outro, metade do PE volta. Não entra no mesmo feitiço que Reação.</w:t>
+              <w:t xml:space="preserve">Você gasta a ação e o PE do feitiço, e ele fica armado até o fim da cena. Na hora de armar, escolha um gatilho que a mesa consiga ver acontecer e que não seja um momento do seu próprio turno. Quando ele acontece, o feitiço sai sem gastar Reação, com alcance e alvo conferidos naquela hora. Um armado por vez. Se ele não sair, porque a cena acabou ou porque você armou outro, metade do PE volta. Não entra no mesmo feitiço que Reação nem com a Restrição Carregar.</w:t>
             </w:r>
           </w:p>
         </w:tc>
@@ -49294,14 +49294,14 @@
                 <w:sz w:val="20"/>
                 <w:szCs w:val="20"/>
               </w:rPr>
-              <w:t xml:space="preserve">Integridade = vida máxima.</w:t>
+              <w:t xml:space="preserve">Integridade = metade da vida máxima</w:t>
             </w:r>
             <w:r>
               <w:rPr>
                 <w:sz w:val="20"/>
                 <w:szCs w:val="20"/>
               </w:rPr>
-              <w:t xml:space="preserve"> É a vida da alma.</w:t>
+              <w:t xml:space="preserve">, arredondando para baixo. É a vida da alma.</w:t>
             </w:r>
           </w:p>
           <w:p>
@@ -51422,7 +51422,7 @@
         <w:t xml:space="preserve">Integridade.</w:t>
       </w:r>
       <w:r>
-        <w:t xml:space="preserve"> A do inimigo é a que a seção acima escreve: a vida máxima dele, então a coluna de vida serve para as duas barras. Anote as duas assim mesmo — o sistema em volta tem efeito que tira alma sem tirar vida, e é aí que os dois números se separam.</w:t>
+        <w:t xml:space="preserve"> A do inimigo é a que a seção acima escreve: metade da vida máxima dele, tirada da coluna de vida. Anote as duas: dano na alma desconta das duas no mesmo tanto, e o sistema em volta tem efeito que tira alma sem tirar vida.</w:t>
       </w:r>
     </w:p>
     <w:p>
@@ -55110,7 +55110,7 @@
                 <w:sz w:val="19"/>
                 <w:szCs w:val="19"/>
               </w:rPr>
-              <w:t xml:space="preserve">A vida da alma. Igual à vida máxima em inimigo; personagem tem fórmula própria, e o dono dela é o sistema em volta. Só volta com descanso longo ou com a Melhoria Remenda.</w:t>
+              <w:t xml:space="preserve">A vida da alma. Metade da vida máxima em inimigo; personagem tem fórmula própria, e o dono dela é o sistema em volta. Só volta com descanso longo ou com a Melhoria Remenda.</w:t>
             </w:r>
           </w:p>
         </w:tc>

--- a/manual/Fundamento-MANUAL-v7.docx
+++ b/manual/Fundamento-MANUAL-v7.docx
@@ -70,7 +70,7 @@
           <w:sz w:val="20"/>
           <w:szCs w:val="20"/>
         </w:rPr>
-        <w:t xml:space="preserve">Níveis 1–20  ·  Faixa lendária 21–30  ·  Versão 7.31</w:t>
+        <w:t xml:space="preserve">Níveis 1–20  ·  Faixa lendária 21–30  ·  Versão 7.32</w:t>
       </w:r>
     </w:p>
     <w:p>
@@ -28797,7 +28797,7 @@
                 <w:sz w:val="19"/>
                 <w:szCs w:val="19"/>
               </w:rPr>
-              <w:t xml:space="preserve">Custa Ação Bônus em vez de Ação Padrão. Não entra no mesmo feitiço que Reação.</w:t>
+              <w:t xml:space="preserve">Custa Ação Bônus em vez de Ação Padrão. Não entra no mesmo feitiço que Reação nem com a Restrição Atrasar.</w:t>
             </w:r>
           </w:p>
         </w:tc>
@@ -28889,7 +28889,7 @@
                 <w:sz w:val="19"/>
                 <w:szCs w:val="19"/>
               </w:rPr>
-              <w:t xml:space="preserve">Você conjura como Reação, a um gatilho que você declara quando monta o feitiço. Não entra no mesmo feitiço que Rápido nem que Armado.</w:t>
+              <w:t xml:space="preserve">Você conjura como Reação, a um gatilho que você declara quando monta o feitiço. Não entra no mesmo feitiço que Rápido nem que Armado, nem com as Restrições Atrasar e Parado.</w:t>
             </w:r>
           </w:p>
         </w:tc>
@@ -30415,7 +30415,7 @@
                 <w:sz w:val="19"/>
                 <w:szCs w:val="19"/>
               </w:rPr>
-              <w:t xml:space="preserve">Um aliado caído em 0 pontos de vida volta com 5 × Classe. Uma vez por cena.</w:t>
+              <w:t xml:space="preserve">Um aliado caído em 0 pontos de vida volta de pé com 5 × Classe, seja qual for a vida máxima dele. Uma vez por cena.</w:t>
             </w:r>
           </w:p>
         </w:tc>

--- a/manual/Fundamento-MANUAL-v7.docx
+++ b/manual/Fundamento-MANUAL-v7.docx
@@ -70,7 +70,7 @@
           <w:sz w:val="20"/>
           <w:szCs w:val="20"/>
         </w:rPr>
-        <w:t xml:space="preserve">Níveis 1–20  ·  Faixa lendária 21–30  ·  Versão 7.32</w:t>
+        <w:t xml:space="preserve">Níveis 1–20  ·  Faixa lendária 21–30  ·  Versão 7.33</w:t>
       </w:r>
     </w:p>
     <w:p>
@@ -9761,7 +9761,7 @@
                 <w:sz w:val="20"/>
                 <w:szCs w:val="20"/>
               </w:rPr>
-              <w:t xml:space="preserve"> — e, se a técnica pedir, uma Regra Própria.</w:t>
+              <w:t xml:space="preserve"> — e, se a técnica pedir, uma Regra Própria, de graça, em Classe 1.</w:t>
             </w:r>
           </w:p>
         </w:tc>
@@ -12421,7 +12421,7 @@
         <w:spacing w:after="140" w:before="0" w:line="276"/>
       </w:pPr>
       <w:r>
-        <w:t xml:space="preserve">Máximo de cinco Passivas pagas. A Passiva Livre não conta.</w:t>
+        <w:t xml:space="preserve">Máximo de cinco Passivas pagas. A Passiva Livre e a Regra Própria não contam.</w:t>
       </w:r>
     </w:p>
     <w:p>
@@ -14415,7 +14415,7 @@
         <w:spacing w:after="140" w:before="0" w:line="276"/>
       </w:pPr>
       <w:r>
-        <w:t xml:space="preserve">A Regra Própria é a única Passiva que pode ser comprada em Classe 1 desde o nível 1. Quando os níveis liberarem as Classes maiores, ela sobe pra Classe 2 e 3 pagando só a diferença de espaços.</w:t>
+        <w:t xml:space="preserve">Na criação, a Regra Própria vem de graça em Classe 1: ela não gasta espaço de feitiço, e a Classe 1 é o teto dela até os níveis liberarem as maiores. Quando isso acontecer, ela sobe pra Classe 2 e 3 pagando só a diferença pra Classe 1: 1 espaço pra Classe 2, e 2 pra Classe 3.</w:t>
       </w:r>
     </w:p>
     <w:p>

--- a/manual/Fundamento-MANUAL-v7.docx
+++ b/manual/Fundamento-MANUAL-v7.docx
@@ -70,7 +70,7 @@
           <w:sz w:val="20"/>
           <w:szCs w:val="20"/>
         </w:rPr>
-        <w:t xml:space="preserve">Níveis 1–20  ·  Faixa lendária 21–30  ·  Versão 7.33</w:t>
+        <w:t xml:space="preserve">Níveis 1–20  ·  Faixa lendária 21–30  ·  Versão 7.34</w:t>
       </w:r>
     </w:p>
     <w:p>
@@ -31827,7 +31827,7 @@
                 <w:sz w:val="19"/>
                 <w:szCs w:val="19"/>
               </w:rPr>
-              <w:t xml:space="preserve">Você gasta um turno carregando o feitiço antes de disparar. Se tomar dano nesse meio-tempo, faz um Teste de Resistência de Espírito (CD 10, ou metade do dano, o que for maior) para manter. Se falhar, perde o feitiço. Carregar não é concentração: o feitiço ainda não saiu.</w:t>
+              <w:t xml:space="preserve">Você gasta um turno carregando o feitiço antes de disparar. Se tomar dano nesse meio-tempo, faz um Teste de Resistência de Espírito contra a CD de quem te feriu para manter. Se falhar, perde o feitiço. Carregar não é concentração: o feitiço ainda não saiu.</w:t>
             </w:r>
           </w:p>
         </w:tc>
@@ -40365,10 +40365,10 @@
           <w:b/>
           <w:bCs/>
         </w:rPr>
-        <w:t xml:space="preserve">Teste de Resistência de Vigor contra a CD do dono do outro domínio</w:t>
-      </w:r>
-      <w:r>
-        <w:t xml:space="preserve">. Cada falha fica marcada até a corrida acabar, e </w:t>
+        <w:t xml:space="preserve">Teste de Resistência de Vigor contra a CD de quem te feriu</w:t>
+      </w:r>
+      <w:r>
+        <w:t xml:space="preserve">, a mesma rolagem da Concentração. Cada falha fica marcada até a corrida acabar, e </w:t>
       </w:r>
       <w:r>
         <w:rPr>
@@ -40398,7 +40398,7 @@
         <w:t xml:space="preserve">Personagem de jogador testa a cada dano que toma, sem limite. Inimigo testa no máximo uma vez por jogador que acertou ele na rodada</w:t>
       </w:r>
       <w:r>
-        <w:t xml:space="preserve">, por mais golpes que esse jogador dê. </w:t>
+        <w:t xml:space="preserve">, por mais golpes que esse jogador dê, e contra a maior CD entre eles. </w:t>
       </w:r>
       <w:r>
         <w:rPr>

--- a/manual/Fundamento-MANUAL-v7.docx
+++ b/manual/Fundamento-MANUAL-v7.docx
@@ -70,7 +70,7 @@
           <w:sz w:val="20"/>
           <w:szCs w:val="20"/>
         </w:rPr>
-        <w:t xml:space="preserve">Níveis 1–20  ·  Faixa lendária 21–30  ·  Versão 7.34</w:t>
+        <w:t xml:space="preserve">Níveis 1–20  ·  Faixa lendária 21–30  ·  Versão 7.35</w:t>
       </w:r>
     </w:p>
     <w:p>
@@ -22133,7 +22133,7 @@
         <w:spacing w:after="140" w:before="0" w:line="276"/>
       </w:pPr>
       <w:r>
-        <w:t xml:space="preserve">Sessenta e seis Melhorias, em nove Famílias. O preço de cada uma depende da Classe do feitiço em que ela entra: </w:t>
+        <w:t xml:space="preserve">Sessenta e oito Melhorias, em nove Famílias. O preço de cada uma depende da Classe do feitiço em que ela entra: </w:t>
       </w:r>
       <w:r>
         <w:rPr>
@@ -24932,7 +24932,7 @@
                 <w:sz w:val="19"/>
                 <w:szCs w:val="19"/>
               </w:rPr>
-              <w:t xml:space="preserve">Aplica uma das treze condições. O preço é o nível dela — Leve, Média ou Pesada —, na tabela logo abaixo. Dura uma rodada. As de nível Pesada dão Teste de Resistência no fim de cada turno do alvo, e cabe só uma delas por feitiço.</w:t>
+              <w:t xml:space="preserve">Aplica uma das treze condições. O preço é o nível dela — Leve, Média ou Pesada —, na tabela logo abaixo. Dura uma rodada, a não ser que o feitiço tenha a Concentrada ou a Duradoura. As de nível Pesada dão Teste de Resistência no fim de cada turno do alvo, e cabe só uma delas por feitiço.</w:t>
             </w:r>
           </w:p>
         </w:tc>
@@ -25533,7 +25533,7 @@
         <w:t xml:space="preserve">tirar</w:t>
       </w:r>
       <w:r>
-        <w:t xml:space="preserve"> ela de alguém (1 ponto por nível). Uma condição dura uma rodada.</w:t>
+        <w:t xml:space="preserve"> ela de alguém (1 ponto por nível). Uma condição dura uma rodada, a não ser que o feitiço tenha a Concentrada ou a Duradoura.</w:t>
       </w:r>
     </w:p>
     <w:p>
@@ -29256,6 +29256,187 @@
           </w:p>
         </w:tc>
       </w:tr>
+      <w:tr>
+        <w:trPr>
+          <w:cantSplit/>
+        </w:trPr>
+        <w:tc>
+          <w:tcPr>
+            <w:tcW w:type="dxa" w:w="1890"/>
+            <w:tcMar>
+              <w:top w:type="dxa" w:w="60"/>
+              <w:left w:type="dxa" w:w="110"/>
+              <w:bottom w:type="dxa" w:w="60"/>
+              <w:right w:type="dxa" w:w="110"/>
+            </w:tcMar>
+            <w:vAlign w:val="center"/>
+          </w:tcPr>
+          <w:p>
+            <w:pPr>
+              <w:spacing w:after="40" w:before="40" w:line="240"/>
+              <w:jc w:val="left"/>
+            </w:pPr>
+            <w:r>
+              <w:rPr>
+                <w:b/>
+                <w:bCs/>
+                <w:color w:val="251727"/>
+                <w:sz w:val="19"/>
+                <w:szCs w:val="19"/>
+              </w:rPr>
+              <w:t xml:space="preserve">Concentrada</w:t>
+            </w:r>
+          </w:p>
+        </w:tc>
+        <w:tc>
+          <w:tcPr>
+            <w:tcW w:type="dxa" w:w="1170"/>
+            <w:tcMar>
+              <w:top w:type="dxa" w:w="60"/>
+              <w:left w:type="dxa" w:w="110"/>
+              <w:bottom w:type="dxa" w:w="60"/>
+              <w:right w:type="dxa" w:w="110"/>
+            </w:tcMar>
+            <w:vAlign w:val="center"/>
+          </w:tcPr>
+          <w:p>
+            <w:pPr>
+              <w:spacing w:after="40" w:before="40" w:line="240"/>
+              <w:jc w:val="center"/>
+            </w:pPr>
+            <w:r>
+              <w:rPr>
+                <w:b w:val="false"/>
+                <w:bCs w:val="false"/>
+                <w:color w:val="251727"/>
+                <w:sz w:val="19"/>
+                <w:szCs w:val="19"/>
+              </w:rPr>
+              <w:t xml:space="preserve">Leve</w:t>
+            </w:r>
+          </w:p>
+        </w:tc>
+        <w:tc>
+          <w:tcPr>
+            <w:tcW w:type="dxa" w:w="5940"/>
+            <w:tcMar>
+              <w:top w:type="dxa" w:w="60"/>
+              <w:left w:type="dxa" w:w="110"/>
+              <w:bottom w:type="dxa" w:w="60"/>
+              <w:right w:type="dxa" w:w="110"/>
+            </w:tcMar>
+            <w:vAlign w:val="center"/>
+          </w:tcPr>
+          <w:p>
+            <w:pPr>
+              <w:spacing w:after="40" w:before="40" w:line="240"/>
+              <w:jc w:val="left"/>
+            </w:pPr>
+            <w:r>
+              <w:rPr>
+                <w:b w:val="false"/>
+                <w:bCs w:val="false"/>
+                <w:color w:val="251727"/>
+                <w:sz w:val="19"/>
+                <w:szCs w:val="19"/>
+              </w:rPr>
+              <w:t xml:space="preserve">Os efeitos de estado do feitiço, que hoje duram uma rodada ou até o fim do próximo turno, passam a durar o tempo da tabela Quanto dura. Exige concentração. Não vale para o dano, para a Fica nem para o Anteparo.</w:t>
+            </w:r>
+          </w:p>
+        </w:tc>
+      </w:tr>
+      <w:tr>
+        <w:trPr>
+          <w:cantSplit/>
+        </w:trPr>
+        <w:tc>
+          <w:tcPr>
+            <w:tcW w:type="dxa" w:w="1890"/>
+            <w:shd w:fill="FADDEA" w:color="auto" w:val="clear"/>
+            <w:tcMar>
+              <w:top w:type="dxa" w:w="60"/>
+              <w:left w:type="dxa" w:w="110"/>
+              <w:bottom w:type="dxa" w:w="60"/>
+              <w:right w:type="dxa" w:w="110"/>
+            </w:tcMar>
+            <w:vAlign w:val="center"/>
+          </w:tcPr>
+          <w:p>
+            <w:pPr>
+              <w:spacing w:after="40" w:before="40" w:line="240"/>
+              <w:jc w:val="left"/>
+            </w:pPr>
+            <w:r>
+              <w:rPr>
+                <w:b/>
+                <w:bCs/>
+                <w:color w:val="251727"/>
+                <w:sz w:val="19"/>
+                <w:szCs w:val="19"/>
+              </w:rPr>
+              <w:t xml:space="preserve">Duradoura</w:t>
+            </w:r>
+          </w:p>
+        </w:tc>
+        <w:tc>
+          <w:tcPr>
+            <w:tcW w:type="dxa" w:w="1170"/>
+            <w:shd w:fill="FADDEA" w:color="auto" w:val="clear"/>
+            <w:tcMar>
+              <w:top w:type="dxa" w:w="60"/>
+              <w:left w:type="dxa" w:w="110"/>
+              <w:bottom w:type="dxa" w:w="60"/>
+              <w:right w:type="dxa" w:w="110"/>
+            </w:tcMar>
+            <w:vAlign w:val="center"/>
+          </w:tcPr>
+          <w:p>
+            <w:pPr>
+              <w:spacing w:after="40" w:before="40" w:line="240"/>
+              <w:jc w:val="center"/>
+            </w:pPr>
+            <w:r>
+              <w:rPr>
+                <w:b w:val="false"/>
+                <w:bCs w:val="false"/>
+                <w:color w:val="251727"/>
+                <w:sz w:val="19"/>
+                <w:szCs w:val="19"/>
+              </w:rPr>
+              <w:t xml:space="preserve">Média</w:t>
+            </w:r>
+          </w:p>
+        </w:tc>
+        <w:tc>
+          <w:tcPr>
+            <w:tcW w:type="dxa" w:w="5940"/>
+            <w:shd w:fill="FADDEA" w:color="auto" w:val="clear"/>
+            <w:tcMar>
+              <w:top w:type="dxa" w:w="60"/>
+              <w:left w:type="dxa" w:w="110"/>
+              <w:bottom w:type="dxa" w:w="60"/>
+              <w:right w:type="dxa" w:w="110"/>
+            </w:tcMar>
+            <w:vAlign w:val="center"/>
+          </w:tcPr>
+          <w:p>
+            <w:pPr>
+              <w:spacing w:after="40" w:before="40" w:line="240"/>
+              <w:jc w:val="left"/>
+            </w:pPr>
+            <w:r>
+              <w:rPr>
+                <w:b w:val="false"/>
+                <w:bCs w:val="false"/>
+                <w:color w:val="251727"/>
+                <w:sz w:val="19"/>
+                <w:szCs w:val="19"/>
+              </w:rPr>
+              <w:t xml:space="preserve">A mesma coisa que a Concentrada, só que sem exigir concentração, e com o tempo da coluna Duradoura da tabela Quanto dura.</w:t>
+            </w:r>
+          </w:p>
+        </w:tc>
+      </w:tr>
     </w:tbl>
     <w:tbl>
       <w:tblPr>
@@ -29324,6 +29505,412 @@
         </w:tc>
       </w:tr>
     </w:tbl>
+    <w:p>
+      <w:pPr>
+        <w:spacing w:after="100"/>
+      </w:pPr>
+    </w:p>
+    <w:p>
+      <w:pPr>
+        <w:spacing w:after="140" w:before="0" w:line="276"/>
+      </w:pPr>
+      <w:r>
+        <w:rPr>
+          <w:b/>
+          <w:bCs/>
+        </w:rPr>
+        <w:t xml:space="preserve">Quanto dura.</w:t>
+      </w:r>
+      <w:r>
+        <w:t xml:space="preserve"> O tempo depende do que o feitiço faz, e o feitiço inteiro leva a menor duração entre os efeitos dele.</w:t>
+      </w:r>
+    </w:p>
+    <w:tbl>
+      <w:tblPr>
+        <w:tblW w:type="dxa" w:w="9000"/>
+        <w:tblBorders>
+          <w:top w:val="single" w:color="F8C7DC" w:sz="4"/>
+          <w:left w:val="single" w:color="F8C7DC" w:sz="4"/>
+          <w:bottom w:val="single" w:color="F8C7DC" w:sz="4"/>
+          <w:right w:val="single" w:color="F8C7DC" w:sz="4"/>
+          <w:insideH w:val="single" w:color="F8C7DC" w:sz="2"/>
+          <w:insideV w:val="single" w:color="F8C7DC" w:sz="2"/>
+        </w:tblBorders>
+      </w:tblPr>
+      <w:tblGrid>
+        <w:gridCol w:w="4500"/>
+        <w:gridCol w:w="1800"/>
+        <w:gridCol w:w="2700"/>
+      </w:tblGrid>
+      <w:tr>
+        <w:trPr>
+          <w:cantSplit/>
+          <w:tblHeader/>
+        </w:trPr>
+        <w:tc>
+          <w:tcPr>
+            <w:tcW w:type="dxa" w:w="4500"/>
+            <w:shd w:fill="2B1B2E" w:color="auto" w:val="clear"/>
+            <w:tcMar>
+              <w:top w:type="dxa" w:w="60"/>
+              <w:left w:type="dxa" w:w="110"/>
+              <w:bottom w:type="dxa" w:w="60"/>
+              <w:right w:type="dxa" w:w="110"/>
+            </w:tcMar>
+            <w:vAlign w:val="center"/>
+          </w:tcPr>
+          <w:p>
+            <w:pPr>
+              <w:spacing w:after="40" w:before="40" w:line="240"/>
+              <w:jc w:val="left"/>
+            </w:pPr>
+            <w:r>
+              <w:rPr>
+                <w:b/>
+                <w:bCs/>
+                <w:color w:val="FFFFFF"/>
+                <w:sz w:val="18"/>
+                <w:szCs w:val="18"/>
+              </w:rPr>
+              <w:t xml:space="preserve">O que o efeito faz</w:t>
+            </w:r>
+          </w:p>
+        </w:tc>
+        <w:tc>
+          <w:tcPr>
+            <w:tcW w:type="dxa" w:w="1800"/>
+            <w:shd w:fill="2B1B2E" w:color="auto" w:val="clear"/>
+            <w:tcMar>
+              <w:top w:type="dxa" w:w="60"/>
+              <w:left w:type="dxa" w:w="110"/>
+              <w:bottom w:type="dxa" w:w="60"/>
+              <w:right w:type="dxa" w:w="110"/>
+            </w:tcMar>
+            <w:vAlign w:val="center"/>
+          </w:tcPr>
+          <w:p>
+            <w:pPr>
+              <w:spacing w:after="40" w:before="40" w:line="240"/>
+              <w:jc w:val="center"/>
+            </w:pPr>
+            <w:r>
+              <w:rPr>
+                <w:b/>
+                <w:bCs/>
+                <w:color w:val="FFFFFF"/>
+                <w:sz w:val="18"/>
+                <w:szCs w:val="18"/>
+              </w:rPr>
+              <w:t xml:space="preserve">Concentrada</w:t>
+            </w:r>
+          </w:p>
+        </w:tc>
+        <w:tc>
+          <w:tcPr>
+            <w:tcW w:type="dxa" w:w="2700"/>
+            <w:shd w:fill="2B1B2E" w:color="auto" w:val="clear"/>
+            <w:tcMar>
+              <w:top w:type="dxa" w:w="60"/>
+              <w:left w:type="dxa" w:w="110"/>
+              <w:bottom w:type="dxa" w:w="60"/>
+              <w:right w:type="dxa" w:w="110"/>
+            </w:tcMar>
+            <w:vAlign w:val="center"/>
+          </w:tcPr>
+          <w:p>
+            <w:pPr>
+              <w:spacing w:after="40" w:before="40" w:line="240"/>
+              <w:jc w:val="center"/>
+            </w:pPr>
+            <w:r>
+              <w:rPr>
+                <w:b/>
+                <w:bCs/>
+                <w:color w:val="FFFFFF"/>
+                <w:sz w:val="18"/>
+                <w:szCs w:val="18"/>
+              </w:rPr>
+              <w:t xml:space="preserve">Duradoura</w:t>
+            </w:r>
+          </w:p>
+        </w:tc>
+      </w:tr>
+      <w:tr>
+        <w:trPr>
+          <w:cantSplit/>
+        </w:trPr>
+        <w:tc>
+          <w:tcPr>
+            <w:tcW w:type="dxa" w:w="4500"/>
+            <w:tcMar>
+              <w:top w:type="dxa" w:w="60"/>
+              <w:left w:type="dxa" w:w="110"/>
+              <w:bottom w:type="dxa" w:w="60"/>
+              <w:right w:type="dxa" w:w="110"/>
+            </w:tcMar>
+            <w:vAlign w:val="center"/>
+          </w:tcPr>
+          <w:p>
+            <w:pPr>
+              <w:spacing w:after="40" w:before="40" w:line="240"/>
+              <w:jc w:val="left"/>
+            </w:pPr>
+            <w:r>
+              <w:rPr>
+                <w:b/>
+                <w:bCs/>
+                <w:color w:val="251727"/>
+                <w:sz w:val="19"/>
+                <w:szCs w:val="19"/>
+              </w:rPr>
+              <w:t xml:space="preserve">Condição, buff ofensivo e debuff</w:t>
+            </w:r>
+          </w:p>
+        </w:tc>
+        <w:tc>
+          <w:tcPr>
+            <w:tcW w:type="dxa" w:w="1800"/>
+            <w:tcMar>
+              <w:top w:type="dxa" w:w="60"/>
+              <w:left w:type="dxa" w:w="110"/>
+              <w:bottom w:type="dxa" w:w="60"/>
+              <w:right w:type="dxa" w:w="110"/>
+            </w:tcMar>
+            <w:vAlign w:val="center"/>
+          </w:tcPr>
+          <w:p>
+            <w:pPr>
+              <w:spacing w:after="40" w:before="40" w:line="240"/>
+              <w:jc w:val="left"/>
+            </w:pPr>
+            <w:r>
+              <w:rPr>
+                <w:b w:val="false"/>
+                <w:bCs w:val="false"/>
+                <w:color w:val="251727"/>
+                <w:sz w:val="19"/>
+                <w:szCs w:val="19"/>
+              </w:rPr>
+              <w:t xml:space="preserve">1 minuto</w:t>
+            </w:r>
+          </w:p>
+        </w:tc>
+        <w:tc>
+          <w:tcPr>
+            <w:tcW w:type="dxa" w:w="2700"/>
+            <w:tcMar>
+              <w:top w:type="dxa" w:w="60"/>
+              <w:left w:type="dxa" w:w="110"/>
+              <w:bottom w:type="dxa" w:w="60"/>
+              <w:right w:type="dxa" w:w="110"/>
+            </w:tcMar>
+            <w:vAlign w:val="center"/>
+          </w:tcPr>
+          <w:p>
+            <w:pPr>
+              <w:spacing w:after="40" w:before="40" w:line="240"/>
+              <w:jc w:val="left"/>
+            </w:pPr>
+            <w:r>
+              <w:rPr>
+                <w:b w:val="false"/>
+                <w:bCs w:val="false"/>
+                <w:color w:val="251727"/>
+                <w:sz w:val="19"/>
+                <w:szCs w:val="19"/>
+              </w:rPr>
+              <w:t xml:space="preserve">1 minuto</w:t>
+            </w:r>
+          </w:p>
+        </w:tc>
+      </w:tr>
+      <w:tr>
+        <w:trPr>
+          <w:cantSplit/>
+        </w:trPr>
+        <w:tc>
+          <w:tcPr>
+            <w:tcW w:type="dxa" w:w="4500"/>
+            <w:shd w:fill="FADDEA" w:color="auto" w:val="clear"/>
+            <w:tcMar>
+              <w:top w:type="dxa" w:w="60"/>
+              <w:left w:type="dxa" w:w="110"/>
+              <w:bottom w:type="dxa" w:w="60"/>
+              <w:right w:type="dxa" w:w="110"/>
+            </w:tcMar>
+            <w:vAlign w:val="center"/>
+          </w:tcPr>
+          <w:p>
+            <w:pPr>
+              <w:spacing w:after="40" w:before="40" w:line="240"/>
+              <w:jc w:val="left"/>
+            </w:pPr>
+            <w:r>
+              <w:rPr>
+                <w:b/>
+                <w:bCs/>
+                <w:color w:val="251727"/>
+                <w:sz w:val="19"/>
+                <w:szCs w:val="19"/>
+              </w:rPr>
+              <w:t xml:space="preserve">Buff defensivo numérico: um bônus fixo na Defesa ou num Teste de Resistência (a Guarda)</w:t>
+            </w:r>
+          </w:p>
+        </w:tc>
+        <w:tc>
+          <w:tcPr>
+            <w:tcW w:type="dxa" w:w="1800"/>
+            <w:shd w:fill="FADDEA" w:color="auto" w:val="clear"/>
+            <w:tcMar>
+              <w:top w:type="dxa" w:w="60"/>
+              <w:left w:type="dxa" w:w="110"/>
+              <w:bottom w:type="dxa" w:w="60"/>
+              <w:right w:type="dxa" w:w="110"/>
+            </w:tcMar>
+            <w:vAlign w:val="center"/>
+          </w:tcPr>
+          <w:p>
+            <w:pPr>
+              <w:spacing w:after="40" w:before="40" w:line="240"/>
+              <w:jc w:val="left"/>
+            </w:pPr>
+            <w:r>
+              <w:rPr>
+                <w:b w:val="false"/>
+                <w:bCs w:val="false"/>
+                <w:color w:val="251727"/>
+                <w:sz w:val="19"/>
+                <w:szCs w:val="19"/>
+              </w:rPr>
+              <w:t xml:space="preserve">10 minutos</w:t>
+            </w:r>
+          </w:p>
+        </w:tc>
+        <w:tc>
+          <w:tcPr>
+            <w:tcW w:type="dxa" w:w="2700"/>
+            <w:shd w:fill="FADDEA" w:color="auto" w:val="clear"/>
+            <w:tcMar>
+              <w:top w:type="dxa" w:w="60"/>
+              <w:left w:type="dxa" w:w="110"/>
+              <w:bottom w:type="dxa" w:w="60"/>
+              <w:right w:type="dxa" w:w="110"/>
+            </w:tcMar>
+            <w:vAlign w:val="center"/>
+          </w:tcPr>
+          <w:p>
+            <w:pPr>
+              <w:spacing w:after="40" w:before="40" w:line="240"/>
+              <w:jc w:val="left"/>
+            </w:pPr>
+            <w:r>
+              <w:rPr>
+                <w:b w:val="false"/>
+                <w:bCs w:val="false"/>
+                <w:color w:val="251727"/>
+                <w:sz w:val="19"/>
+                <w:szCs w:val="19"/>
+              </w:rPr>
+              <w:t xml:space="preserve">1 minuto</w:t>
+            </w:r>
+          </w:p>
+        </w:tc>
+      </w:tr>
+      <w:tr>
+        <w:trPr>
+          <w:cantSplit/>
+        </w:trPr>
+        <w:tc>
+          <w:tcPr>
+            <w:tcW w:type="dxa" w:w="4500"/>
+            <w:tcMar>
+              <w:top w:type="dxa" w:w="60"/>
+              <w:left w:type="dxa" w:w="110"/>
+              <w:bottom w:type="dxa" w:w="60"/>
+              <w:right w:type="dxa" w:w="110"/>
+            </w:tcMar>
+            <w:vAlign w:val="center"/>
+          </w:tcPr>
+          <w:p>
+            <w:pPr>
+              <w:spacing w:after="40" w:before="40" w:line="240"/>
+              <w:jc w:val="left"/>
+            </w:pPr>
+            <w:r>
+              <w:rPr>
+                <w:b/>
+                <w:bCs/>
+                <w:color w:val="251727"/>
+                <w:sz w:val="19"/>
+                <w:szCs w:val="19"/>
+              </w:rPr>
+              <w:t xml:space="preserve">Buff defensivo mecânico: resistência, imunidade, pontos de vida ou dividir dano (a Divide)</w:t>
+            </w:r>
+          </w:p>
+        </w:tc>
+        <w:tc>
+          <w:tcPr>
+            <w:tcW w:type="dxa" w:w="1800"/>
+            <w:tcMar>
+              <w:top w:type="dxa" w:w="60"/>
+              <w:left w:type="dxa" w:w="110"/>
+              <w:bottom w:type="dxa" w:w="60"/>
+              <w:right w:type="dxa" w:w="110"/>
+            </w:tcMar>
+            <w:vAlign w:val="center"/>
+          </w:tcPr>
+          <w:p>
+            <w:pPr>
+              <w:spacing w:after="40" w:before="40" w:line="240"/>
+              <w:jc w:val="left"/>
+            </w:pPr>
+            <w:r>
+              <w:rPr>
+                <w:b w:val="false"/>
+                <w:bCs w:val="false"/>
+                <w:color w:val="251727"/>
+                <w:sz w:val="19"/>
+                <w:szCs w:val="19"/>
+              </w:rPr>
+              <w:t xml:space="preserve">10 minutos</w:t>
+            </w:r>
+          </w:p>
+        </w:tc>
+        <w:tc>
+          <w:tcPr>
+            <w:tcW w:type="dxa" w:w="2700"/>
+            <w:tcMar>
+              <w:top w:type="dxa" w:w="60"/>
+              <w:left w:type="dxa" w:w="110"/>
+              <w:bottom w:type="dxa" w:w="60"/>
+              <w:right w:type="dxa" w:w="110"/>
+            </w:tcMar>
+            <w:vAlign w:val="center"/>
+          </w:tcPr>
+          <w:p>
+            <w:pPr>
+              <w:spacing w:after="40" w:before="40" w:line="240"/>
+              <w:jc w:val="left"/>
+            </w:pPr>
+            <w:r>
+              <w:rPr>
+                <w:b w:val="false"/>
+                <w:bCs w:val="false"/>
+                <w:color w:val="251727"/>
+                <w:sz w:val="19"/>
+                <w:szCs w:val="19"/>
+              </w:rPr>
+              <w:t xml:space="preserve">Classe 1 e 2: 1 hora · Classe 3: 8 horas · Classe 4 em diante: 24 horas</w:t>
+            </w:r>
+          </w:p>
+        </w:tc>
+      </w:tr>
+    </w:tbl>
+    <w:p>
+      <w:pPr>
+        <w:spacing w:after="100"/>
+      </w:pPr>
+    </w:p>
     <w:p>
       <w:pPr>
         <w:pStyle w:val="Heading2"/>

--- a/manual/Fundamento-MANUAL-v7.docx
+++ b/manual/Fundamento-MANUAL-v7.docx
@@ -70,7 +70,7 @@
           <w:sz w:val="20"/>
           <w:szCs w:val="20"/>
         </w:rPr>
-        <w:t xml:space="preserve">Níveis 1–20  ·  Faixa lendária 21–30  ·  Versão 7.35</w:t>
+        <w:t xml:space="preserve">Níveis 1–20  ·  Faixa lendária 21–30  ·  Versão 7.36</w:t>
       </w:r>
     </w:p>
     <w:p>
@@ -4717,7 +4717,22 @@
         <w:spacing w:after="140" w:before="0" w:line="276"/>
       </w:pPr>
       <w:r>
-        <w:t xml:space="preserve">A Forma não conta como Melhoria.</w:t>
+        <w:t xml:space="preserve">A Forma não conta como Melhoria. O Efeito Próprio conta como uma Melhoria.</w:t>
+      </w:r>
+    </w:p>
+    <w:p>
+      <w:pPr>
+        <w:spacing w:after="140" w:before="0" w:line="276"/>
+      </w:pPr>
+      <w:r>
+        <w:rPr>
+          <w:b/>
+          <w:bCs/>
+        </w:rPr>
+        <w:t xml:space="preserve">Duas Melhorias escritas como uma</w:t>
+      </w:r>
+      <w:r>
+        <w:t xml:space="preserve"> custam a soma dos preços das partes e contam no limite como as partes. É atalho de leitura na ficha, e não desconto. O mestre pode aprovar por menos pontos ou menos espaço, mas é decisão inteiramente dele, por conta e risco, e o manual não recomenda: o limite de Melhorias não segura o pico de dano, ele segura a largura do feitiço — sem ele, toda ficha converge para o mesmo pacote de sinergia.</w:t>
       </w:r>
     </w:p>
     <w:p>
@@ -22133,7 +22148,7 @@
         <w:spacing w:after="140" w:before="0" w:line="276"/>
       </w:pPr>
       <w:r>
-        <w:t xml:space="preserve">Sessenta e oito Melhorias, em nove Famílias. O preço de cada uma depende da Classe do feitiço em que ela entra: </w:t>
+        <w:t xml:space="preserve">Sessenta e nove Melhorias, em nove Famílias. O preço de cada uma depende da Classe do feitiço em que ela entra: </w:t>
       </w:r>
       <w:r>
         <w:rPr>
@@ -30176,7 +30191,7 @@
                 <w:sz w:val="19"/>
                 <w:szCs w:val="19"/>
               </w:rPr>
-              <w:t xml:space="preserve">Rastro</w:t>
+              <w:t xml:space="preserve">Alvo de Caça</w:t>
             </w:r>
           </w:p>
         </w:tc>
@@ -30234,7 +30249,27 @@
                 <w:sz w:val="19"/>
                 <w:szCs w:val="19"/>
               </w:rPr>
-              <w:t xml:space="preserve">Você sabe onde o alvo está por 1 hora, desde que ele esteja no mesmo plano.</w:t>
+              <w:t xml:space="preserve">O alvo fica marcado até o fim do seu próximo turno. Daí em diante, cada ataque </w:t>
+            </w:r>
+            <w:r>
+              <w:rPr>
+                <w:b w:val="false"/>
+                <w:bCs w:val="false"/>
+                <w:color w:val="251727"/>
+                <w:sz w:val="19"/>
+                <w:szCs w:val="19"/>
+              </w:rPr>
+              <w:t xml:space="preserve">seu</w:t>
+            </w:r>
+            <w:r>
+              <w:rPr>
+                <w:b w:val="false"/>
+                <w:bCs w:val="false"/>
+                <w:color w:val="251727"/>
+                <w:sz w:val="19"/>
+                <w:szCs w:val="19"/>
+              </w:rPr>
+              <w:t xml:space="preserve"> que acertar ele causa 1d4 a mais, e o feitiço que marcou não ganha o dado. Vale arma, desarmado e feitiço com rolagem de acerto, e cada tiro da Rajada conta. Se este feitiço tiver o Rápido, o dado é 1d8. Não entram feitiço de Teste de Resistência, dano que volta em rodada seguinte como o da Queima, respingo, nem ataque da sua invocação. Um alvo marcado por vez: marcar outro apaga a marca anterior.</w:t>
             </w:r>
           </w:p>
         </w:tc>
@@ -30267,7 +30302,7 @@
                 <w:sz w:val="19"/>
                 <w:szCs w:val="19"/>
               </w:rPr>
-              <w:t xml:space="preserve">Sugar</w:t>
+              <w:t xml:space="preserve">Rastro</w:t>
             </w:r>
           </w:p>
         </w:tc>
@@ -30295,7 +30330,7 @@
                 <w:sz w:val="19"/>
                 <w:szCs w:val="19"/>
               </w:rPr>
-              <w:t xml:space="preserve">Média</w:t>
+              <w:t xml:space="preserve">Leve</w:t>
             </w:r>
           </w:p>
         </w:tc>
@@ -30323,7 +30358,7 @@
                 <w:sz w:val="19"/>
                 <w:szCs w:val="19"/>
               </w:rPr>
-              <w:t xml:space="preserve">Você recupera um quarto do dano causado, até no máximo 5 × Classe.</w:t>
+              <w:t xml:space="preserve">Você sabe onde o alvo está por 1 hora, desde que ele esteja no mesmo plano.</w:t>
             </w:r>
           </w:p>
         </w:tc>
@@ -30357,7 +30392,7 @@
                 <w:sz w:val="19"/>
                 <w:szCs w:val="19"/>
               </w:rPr>
-              <w:t xml:space="preserve">Isca</w:t>
+              <w:t xml:space="preserve">Sugar</w:t>
             </w:r>
           </w:p>
         </w:tc>
@@ -30386,7 +30421,7 @@
                 <w:sz w:val="19"/>
                 <w:szCs w:val="19"/>
               </w:rPr>
-              <w:t xml:space="preserve">Leve</w:t>
+              <w:t xml:space="preserve">Média</w:t>
             </w:r>
           </w:p>
         </w:tc>
@@ -30415,7 +30450,7 @@
                 <w:sz w:val="19"/>
                 <w:szCs w:val="19"/>
               </w:rPr>
-              <w:t xml:space="preserve">Até o fim do próximo turno do alvo, ele tem desvantagem em qualquer ataque que não mire você.</w:t>
+              <w:t xml:space="preserve">Você recupera um quarto do dano causado, até no máximo 5 × Classe.</w:t>
             </w:r>
           </w:p>
         </w:tc>
@@ -30448,7 +30483,7 @@
                 <w:sz w:val="19"/>
                 <w:szCs w:val="19"/>
               </w:rPr>
-              <w:t xml:space="preserve">Cobrança</w:t>
+              <w:t xml:space="preserve">Isca</w:t>
             </w:r>
           </w:p>
         </w:tc>
@@ -30476,7 +30511,7 @@
                 <w:sz w:val="19"/>
                 <w:szCs w:val="19"/>
               </w:rPr>
-              <w:t xml:space="preserve">Média</w:t>
+              <w:t xml:space="preserve">Leve</w:t>
             </w:r>
           </w:p>
         </w:tc>
@@ -30504,7 +30539,7 @@
                 <w:sz w:val="19"/>
                 <w:szCs w:val="19"/>
               </w:rPr>
-              <w:t xml:space="preserve">Se o alvo cair nesta cena, o seu próximo feitiço custa metade.</w:t>
+              <w:t xml:space="preserve">Até o fim do próximo turno do alvo, ele tem desvantagem em qualquer ataque que não mire você.</w:t>
             </w:r>
           </w:p>
         </w:tc>
@@ -30538,6 +30573,97 @@
                 <w:sz w:val="19"/>
                 <w:szCs w:val="19"/>
               </w:rPr>
+              <w:t xml:space="preserve">Cobrança</w:t>
+            </w:r>
+          </w:p>
+        </w:tc>
+        <w:tc>
+          <w:tcPr>
+            <w:tcW w:type="dxa" w:w="1170"/>
+            <w:shd w:fill="FADDEA" w:color="auto" w:val="clear"/>
+            <w:tcMar>
+              <w:top w:type="dxa" w:w="60"/>
+              <w:left w:type="dxa" w:w="110"/>
+              <w:bottom w:type="dxa" w:w="60"/>
+              <w:right w:type="dxa" w:w="110"/>
+            </w:tcMar>
+            <w:vAlign w:val="center"/>
+          </w:tcPr>
+          <w:p>
+            <w:pPr>
+              <w:spacing w:after="40" w:before="40" w:line="240"/>
+              <w:jc w:val="center"/>
+            </w:pPr>
+            <w:r>
+              <w:rPr>
+                <w:b w:val="false"/>
+                <w:bCs w:val="false"/>
+                <w:color w:val="251727"/>
+                <w:sz w:val="19"/>
+                <w:szCs w:val="19"/>
+              </w:rPr>
+              <w:t xml:space="preserve">Média</w:t>
+            </w:r>
+          </w:p>
+        </w:tc>
+        <w:tc>
+          <w:tcPr>
+            <w:tcW w:type="dxa" w:w="5940"/>
+            <w:shd w:fill="FADDEA" w:color="auto" w:val="clear"/>
+            <w:tcMar>
+              <w:top w:type="dxa" w:w="60"/>
+              <w:left w:type="dxa" w:w="110"/>
+              <w:bottom w:type="dxa" w:w="60"/>
+              <w:right w:type="dxa" w:w="110"/>
+            </w:tcMar>
+            <w:vAlign w:val="center"/>
+          </w:tcPr>
+          <w:p>
+            <w:pPr>
+              <w:spacing w:after="40" w:before="40" w:line="240"/>
+              <w:jc w:val="left"/>
+            </w:pPr>
+            <w:r>
+              <w:rPr>
+                <w:b w:val="false"/>
+                <w:bCs w:val="false"/>
+                <w:color w:val="251727"/>
+                <w:sz w:val="19"/>
+                <w:szCs w:val="19"/>
+              </w:rPr>
+              <w:t xml:space="preserve">Se o alvo cair nesta cena, o seu próximo feitiço custa metade.</w:t>
+            </w:r>
+          </w:p>
+        </w:tc>
+      </w:tr>
+      <w:tr>
+        <w:trPr>
+          <w:cantSplit/>
+        </w:trPr>
+        <w:tc>
+          <w:tcPr>
+            <w:tcW w:type="dxa" w:w="1890"/>
+            <w:tcMar>
+              <w:top w:type="dxa" w:w="60"/>
+              <w:left w:type="dxa" w:w="110"/>
+              <w:bottom w:type="dxa" w:w="60"/>
+              <w:right w:type="dxa" w:w="110"/>
+            </w:tcMar>
+            <w:vAlign w:val="center"/>
+          </w:tcPr>
+          <w:p>
+            <w:pPr>
+              <w:spacing w:after="40" w:before="40" w:line="240"/>
+              <w:jc w:val="left"/>
+            </w:pPr>
+            <w:r>
+              <w:rPr>
+                <w:b/>
+                <w:bCs/>
+                <w:color w:val="251727"/>
+                <w:sz w:val="19"/>
+                <w:szCs w:val="19"/>
+              </w:rPr>
               <w:t xml:space="preserve">Aviso</w:t>
             </w:r>
           </w:p>
@@ -30545,7 +30671,6 @@
         <w:tc>
           <w:tcPr>
             <w:tcW w:type="dxa" w:w="1170"/>
-            <w:shd w:fill="FADDEA" w:color="auto" w:val="clear"/>
             <w:tcMar>
               <w:top w:type="dxa" w:w="60"/>
               <w:left w:type="dxa" w:w="110"/>
@@ -30574,7 +30699,6 @@
         <w:tc>
           <w:tcPr>
             <w:tcW w:type="dxa" w:w="5940"/>
-            <w:shd w:fill="FADDEA" w:color="auto" w:val="clear"/>
             <w:tcMar>
               <w:top w:type="dxa" w:w="60"/>
               <w:left w:type="dxa" w:w="110"/>
@@ -31581,7 +31705,7 @@
                 <w:sz w:val="19"/>
                 <w:szCs w:val="19"/>
               </w:rPr>
-              <w:t xml:space="preserve">Uma mecânica que não existe em lugar nenhum desta lista. Um deslocamento junto com o dano, um efeito que só funciona em superfície molhada, o que for. Um por feitiço, combinado antes da sessão e nunca no meio dela. Não pertence a nenhuma Família, então Família Fechada não bloqueia.</w:t>
+              <w:t xml:space="preserve">Uma mecânica que não existe em lugar nenhum desta lista. Um deslocamento junto com o dano, um efeito que só funciona em superfície molhada, o que for. Um por feitiço, e ele conta como uma Melhoria no limite da Classe. Combinado antes da sessão e nunca no meio dela. Não pertence a nenhuma Família, então Família Fechada não bloqueia.</w:t>
             </w:r>
           </w:p>
         </w:tc>
@@ -59628,7 +59752,7 @@
         <w:spacing w:after="90" w:line="268"/>
       </w:pPr>
       <w:r>
-        <w:t xml:space="preserve">Melhorias: 2 nas Classes 1–2, 3 nos 3–4, 4 do 5 em diante. Restrições: até 2.</w:t>
+        <w:t xml:space="preserve">Melhorias: 2 nas Classes 1–2, 3 nos 3–4, 4 do 5 em diante. Restrições: até 2. A Forma não conta; o Efeito Próprio conta.</w:t>
       </w:r>
     </w:p>
     <w:p>

--- a/manual/Fundamento-MANUAL-v7.docx
+++ b/manual/Fundamento-MANUAL-v7.docx
@@ -70,7 +70,7 @@
           <w:sz w:val="20"/>
           <w:szCs w:val="20"/>
         </w:rPr>
-        <w:t xml:space="preserve">Níveis 1–20  ·  Faixa lendária 21–30  ·  Versão 7.36</w:t>
+        <w:t xml:space="preserve">Níveis 1–20  ·  Faixa lendária 21–30  ·  Versão 7.37</w:t>
       </w:r>
     </w:p>
     <w:p>
@@ -10748,7 +10748,7 @@
         <w:spacing w:after="140" w:before="0" w:line="276"/>
       </w:pPr>
       <w:r>
-        <w:t xml:space="preserve">As Formas — o jeito como o feitiço sai, na seção 2 — também têm Família: Explosão, Cone e Linha são de </w:t>
+        <w:t xml:space="preserve">As Formas — o jeito como o feitiço sai, na seção 2 — também têm Família: Explosão, Aura, Cone e Linha são de </w:t>
       </w:r>
       <w:r>
         <w:rPr>
@@ -18190,7 +18190,7 @@
         <w:spacing w:after="140" w:before="0" w:line="276"/>
       </w:pPr>
       <w:r>
-        <w:t xml:space="preserve">Cada Forma pertence a uma Família: Explosão, Cone e Linha à </w:t>
+        <w:t xml:space="preserve">Cada Forma pertence a uma Família: Explosão, Aura, Cone e Linha à </w:t>
       </w:r>
       <w:r>
         <w:rPr>

--- a/manual/Fundamento-MANUAL-v7.docx
+++ b/manual/Fundamento-MANUAL-v7.docx
@@ -70,7 +70,7 @@
           <w:sz w:val="20"/>
           <w:szCs w:val="20"/>
         </w:rPr>
-        <w:t xml:space="preserve">Níveis 1–20  ·  Faixa lendária 21–30  ·  Versão 7.37</w:t>
+        <w:t xml:space="preserve">Níveis 1–20  ·  Faixa lendária 21–30  ·  Versão 7.38</w:t>
       </w:r>
     </w:p>
     <w:p>
@@ -18947,7 +18947,7 @@
                 <w:sz w:val="19"/>
                 <w:szCs w:val="19"/>
               </w:rPr>
-              <w:t xml:space="preserve">Cone</w:t>
+              <w:t xml:space="preserve">Aura</w:t>
             </w:r>
           </w:p>
         </w:tc>
@@ -18975,7 +18975,7 @@
                 <w:sz w:val="19"/>
                 <w:szCs w:val="19"/>
               </w:rPr>
-              <w:t xml:space="preserve">3 m</w:t>
+              <w:t xml:space="preserve">raio 3 m, em você</w:t>
             </w:r>
           </w:p>
         </w:tc>
@@ -19003,7 +19003,7 @@
                 <w:sz w:val="19"/>
                 <w:szCs w:val="19"/>
               </w:rPr>
-              <w:t xml:space="preserve">4,5 m</w:t>
+              <w:t xml:space="preserve">raio 3 m, em você</w:t>
             </w:r>
           </w:p>
         </w:tc>
@@ -19031,7 +19031,7 @@
                 <w:sz w:val="19"/>
                 <w:szCs w:val="19"/>
               </w:rPr>
-              <w:t xml:space="preserve">9 m</w:t>
+              <w:t xml:space="preserve">raio 4,5 m, em você</w:t>
             </w:r>
           </w:p>
         </w:tc>
@@ -19065,7 +19065,7 @@
                 <w:sz w:val="19"/>
                 <w:szCs w:val="19"/>
               </w:rPr>
-              <w:t xml:space="preserve">Linha</w:t>
+              <w:t xml:space="preserve">Cone</w:t>
             </w:r>
           </w:p>
         </w:tc>
@@ -19094,7 +19094,7 @@
                 <w:sz w:val="19"/>
                 <w:szCs w:val="19"/>
               </w:rPr>
-              <w:t xml:space="preserve">9 × 1,5 m</w:t>
+              <w:t xml:space="preserve">3 m</w:t>
             </w:r>
           </w:p>
         </w:tc>
@@ -19123,7 +19123,7 @@
                 <w:sz w:val="19"/>
                 <w:szCs w:val="19"/>
               </w:rPr>
-              <w:t xml:space="preserve">18 × 1,5 m</w:t>
+              <w:t xml:space="preserve">4,5 m</w:t>
             </w:r>
           </w:p>
         </w:tc>
@@ -19152,7 +19152,7 @@
                 <w:sz w:val="19"/>
                 <w:szCs w:val="19"/>
               </w:rPr>
-              <w:t xml:space="preserve">30 × 1,5 m</w:t>
+              <w:t xml:space="preserve">9 m</w:t>
             </w:r>
           </w:p>
         </w:tc>
@@ -19185,7 +19185,7 @@
                 <w:sz w:val="19"/>
                 <w:szCs w:val="19"/>
               </w:rPr>
-              <w:t xml:space="preserve">Apoio</w:t>
+              <w:t xml:space="preserve">Linha</w:t>
             </w:r>
           </w:p>
         </w:tc>
@@ -19213,7 +19213,7 @@
                 <w:sz w:val="19"/>
                 <w:szCs w:val="19"/>
               </w:rPr>
-              <w:t xml:space="preserve">4,5 m</w:t>
+              <w:t xml:space="preserve">9 × 1,5 m</w:t>
             </w:r>
           </w:p>
         </w:tc>
@@ -19241,7 +19241,7 @@
                 <w:sz w:val="19"/>
                 <w:szCs w:val="19"/>
               </w:rPr>
-              <w:t xml:space="preserve">9 m</w:t>
+              <w:t xml:space="preserve">18 × 1,5 m</w:t>
             </w:r>
           </w:p>
         </w:tc>
@@ -19269,7 +19269,7 @@
                 <w:sz w:val="19"/>
                 <w:szCs w:val="19"/>
               </w:rPr>
-              <w:t xml:space="preserve">18 m</w:t>
+              <w:t xml:space="preserve">30 × 1,5 m</w:t>
             </w:r>
           </w:p>
         </w:tc>
@@ -19303,6 +19303,126 @@
                 <w:sz w:val="19"/>
                 <w:szCs w:val="19"/>
               </w:rPr>
+              <w:t xml:space="preserve">Apoio</w:t>
+            </w:r>
+          </w:p>
+        </w:tc>
+        <w:tc>
+          <w:tcPr>
+            <w:tcW w:type="dxa" w:w="1980"/>
+            <w:shd w:fill="FADDEA" w:color="auto" w:val="clear"/>
+            <w:tcMar>
+              <w:top w:type="dxa" w:w="60"/>
+              <w:left w:type="dxa" w:w="110"/>
+              <w:bottom w:type="dxa" w:w="60"/>
+              <w:right w:type="dxa" w:w="110"/>
+            </w:tcMar>
+            <w:vAlign w:val="center"/>
+          </w:tcPr>
+          <w:p>
+            <w:pPr>
+              <w:spacing w:after="40" w:before="40" w:line="240"/>
+              <w:jc w:val="center"/>
+            </w:pPr>
+            <w:r>
+              <w:rPr>
+                <w:b w:val="false"/>
+                <w:bCs w:val="false"/>
+                <w:color w:val="251727"/>
+                <w:sz w:val="19"/>
+                <w:szCs w:val="19"/>
+              </w:rPr>
+              <w:t xml:space="preserve">4,5 m</w:t>
+            </w:r>
+          </w:p>
+        </w:tc>
+        <w:tc>
+          <w:tcPr>
+            <w:tcW w:type="dxa" w:w="2430"/>
+            <w:shd w:fill="FADDEA" w:color="auto" w:val="clear"/>
+            <w:tcMar>
+              <w:top w:type="dxa" w:w="60"/>
+              <w:left w:type="dxa" w:w="110"/>
+              <w:bottom w:type="dxa" w:w="60"/>
+              <w:right w:type="dxa" w:w="110"/>
+            </w:tcMar>
+            <w:vAlign w:val="center"/>
+          </w:tcPr>
+          <w:p>
+            <w:pPr>
+              <w:spacing w:after="40" w:before="40" w:line="240"/>
+              <w:jc w:val="center"/>
+            </w:pPr>
+            <w:r>
+              <w:rPr>
+                <w:b w:val="false"/>
+                <w:bCs w:val="false"/>
+                <w:color w:val="251727"/>
+                <w:sz w:val="19"/>
+                <w:szCs w:val="19"/>
+              </w:rPr>
+              <w:t xml:space="preserve">9 m</w:t>
+            </w:r>
+          </w:p>
+        </w:tc>
+        <w:tc>
+          <w:tcPr>
+            <w:tcW w:type="dxa" w:w="2430"/>
+            <w:shd w:fill="FADDEA" w:color="auto" w:val="clear"/>
+            <w:tcMar>
+              <w:top w:type="dxa" w:w="60"/>
+              <w:left w:type="dxa" w:w="110"/>
+              <w:bottom w:type="dxa" w:w="60"/>
+              <w:right w:type="dxa" w:w="110"/>
+            </w:tcMar>
+            <w:vAlign w:val="center"/>
+          </w:tcPr>
+          <w:p>
+            <w:pPr>
+              <w:spacing w:after="40" w:before="40" w:line="240"/>
+              <w:jc w:val="center"/>
+            </w:pPr>
+            <w:r>
+              <w:rPr>
+                <w:b w:val="false"/>
+                <w:bCs w:val="false"/>
+                <w:color w:val="251727"/>
+                <w:sz w:val="19"/>
+                <w:szCs w:val="19"/>
+              </w:rPr>
+              <w:t xml:space="preserve">18 m</w:t>
+            </w:r>
+          </w:p>
+        </w:tc>
+      </w:tr>
+      <w:tr>
+        <w:trPr>
+          <w:cantSplit/>
+        </w:trPr>
+        <w:tc>
+          <w:tcPr>
+            <w:tcW w:type="dxa" w:w="2160"/>
+            <w:tcMar>
+              <w:top w:type="dxa" w:w="60"/>
+              <w:left w:type="dxa" w:w="110"/>
+              <w:bottom w:type="dxa" w:w="60"/>
+              <w:right w:type="dxa" w:w="110"/>
+            </w:tcMar>
+            <w:vAlign w:val="center"/>
+          </w:tcPr>
+          <w:p>
+            <w:pPr>
+              <w:spacing w:after="40" w:before="40" w:line="240"/>
+              <w:jc w:val="left"/>
+            </w:pPr>
+            <w:r>
+              <w:rPr>
+                <w:b/>
+                <w:bCs/>
+                <w:color w:val="251727"/>
+                <w:sz w:val="19"/>
+                <w:szCs w:val="19"/>
+              </w:rPr>
               <w:t xml:space="preserve">Cura e Onda</w:t>
             </w:r>
           </w:p>
@@ -19310,7 +19430,6 @@
         <w:tc>
           <w:tcPr>
             <w:tcW w:type="dxa" w:w="1980"/>
-            <w:shd w:fill="FADDEA" w:color="auto" w:val="clear"/>
             <w:tcMar>
               <w:top w:type="dxa" w:w="60"/>
               <w:left w:type="dxa" w:w="110"/>
@@ -19339,7 +19458,6 @@
         <w:tc>
           <w:tcPr>
             <w:tcW w:type="dxa" w:w="2430"/>
-            <w:shd w:fill="FADDEA" w:color="auto" w:val="clear"/>
             <w:tcMar>
               <w:top w:type="dxa" w:w="60"/>
               <w:left w:type="dxa" w:w="110"/>
@@ -19368,7 +19486,6 @@
         <w:tc>
           <w:tcPr>
             <w:tcW w:type="dxa" w:w="2430"/>
-            <w:shd w:fill="FADDEA" w:color="auto" w:val="clear"/>
             <w:tcMar>
               <w:top w:type="dxa" w:w="60"/>
               <w:left w:type="dxa" w:w="110"/>

--- a/manual/Fundamento-MANUAL-v7.docx
+++ b/manual/Fundamento-MANUAL-v7.docx
@@ -70,7 +70,7 @@
           <w:sz w:val="20"/>
           <w:szCs w:val="20"/>
         </w:rPr>
-        <w:t xml:space="preserve">Níveis 1–20  ·  Faixa lendária 21–30  ·  Versão 7.38</w:t>
+        <w:t xml:space="preserve">Níveis 1–20  ·  Faixa lendária 21–30  ·  Versão 7.39</w:t>
       </w:r>
     </w:p>
     <w:p>
@@ -26265,7 +26265,7 @@
                 <w:sz w:val="19"/>
                 <w:szCs w:val="19"/>
               </w:rPr>
-              <w:t xml:space="preserve">Você não conjura. Nada que precise de voz, gesto ou Selo sai.</w:t>
+              <w:t xml:space="preserve">Você não conjura. Nada que precise de voz, gesto ou Selo que envolva voz sai.</w:t>
             </w:r>
           </w:p>
         </w:tc>

--- a/manual/Fundamento-MANUAL-v7.docx
+++ b/manual/Fundamento-MANUAL-v7.docx
@@ -70,7 +70,7 @@
           <w:sz w:val="20"/>
           <w:szCs w:val="20"/>
         </w:rPr>
-        <w:t xml:space="preserve">Níveis 1–20  ·  Faixa lendária 21–30  ·  Versão 7.39</w:t>
+        <w:t xml:space="preserve">Níveis 1–20  ·  Faixa lendária 21–30  ·  Versão 7.41</w:t>
       </w:r>
     </w:p>
     <w:p>
@@ -51057,7 +51057,7 @@
                 <w:sz w:val="19"/>
                 <w:szCs w:val="19"/>
               </w:rPr>
-              <w:t xml:space="preserve">17</w:t>
+              <w:t xml:space="preserve">18</w:t>
             </w:r>
           </w:p>
         </w:tc>
@@ -51113,7 +51113,7 @@
                 <w:sz w:val="19"/>
                 <w:szCs w:val="19"/>
               </w:rPr>
-              <w:t xml:space="preserve">4</w:t>
+              <w:t xml:space="preserve">2</w:t>
             </w:r>
           </w:p>
         </w:tc>
@@ -51234,7 +51234,7 @@
                 <w:sz w:val="19"/>
                 <w:szCs w:val="19"/>
               </w:rPr>
-              <w:t xml:space="preserve">39</w:t>
+              <w:t xml:space="preserve">40</w:t>
             </w:r>
           </w:p>
         </w:tc>
@@ -51292,7 +51292,7 @@
                 <w:sz w:val="19"/>
                 <w:szCs w:val="19"/>
               </w:rPr>
-              <w:t xml:space="preserve">10</w:t>
+              <w:t xml:space="preserve">5</w:t>
             </w:r>
           </w:p>
         </w:tc>
@@ -51409,7 +51409,7 @@
                 <w:sz w:val="19"/>
                 <w:szCs w:val="19"/>
               </w:rPr>
-              <w:t xml:space="preserve">75</w:t>
+              <w:t xml:space="preserve">77</w:t>
             </w:r>
           </w:p>
         </w:tc>
@@ -51465,7 +51465,7 @@
                 <w:sz w:val="19"/>
                 <w:szCs w:val="19"/>
               </w:rPr>
-              <w:t xml:space="preserve">19</w:t>
+              <w:t xml:space="preserve">10</w:t>
             </w:r>
           </w:p>
         </w:tc>
@@ -51586,7 +51586,7 @@
                 <w:sz w:val="19"/>
                 <w:szCs w:val="19"/>
               </w:rPr>
-              <w:t xml:space="preserve">111</w:t>
+              <w:t xml:space="preserve">114</w:t>
             </w:r>
           </w:p>
         </w:tc>
@@ -51644,7 +51644,7 @@
                 <w:sz w:val="19"/>
                 <w:szCs w:val="19"/>
               </w:rPr>
-              <w:t xml:space="preserve">28</w:t>
+              <w:t xml:space="preserve">14</w:t>
             </w:r>
           </w:p>
         </w:tc>
@@ -51761,7 +51761,7 @@
                 <w:sz w:val="19"/>
                 <w:szCs w:val="19"/>
               </w:rPr>
-              <w:t xml:space="preserve">147</w:t>
+              <w:t xml:space="preserve">151</w:t>
             </w:r>
           </w:p>
         </w:tc>
@@ -51817,7 +51817,7 @@
                 <w:sz w:val="19"/>
                 <w:szCs w:val="19"/>
               </w:rPr>
-              <w:t xml:space="preserve">37</w:t>
+              <w:t xml:space="preserve">19</w:t>
             </w:r>
           </w:p>
         </w:tc>
@@ -51938,7 +51938,7 @@
                 <w:sz w:val="19"/>
                 <w:szCs w:val="19"/>
               </w:rPr>
-              <w:t xml:space="preserve">183</w:t>
+              <w:t xml:space="preserve">189</w:t>
             </w:r>
           </w:p>
         </w:tc>
@@ -51996,7 +51996,7 @@
                 <w:sz w:val="19"/>
                 <w:szCs w:val="19"/>
               </w:rPr>
-              <w:t xml:space="preserve">46</w:t>
+              <w:t xml:space="preserve">24</w:t>
             </w:r>
           </w:p>
         </w:tc>
@@ -52113,7 +52113,7 @@
                 <w:sz w:val="19"/>
                 <w:szCs w:val="19"/>
               </w:rPr>
-              <w:t xml:space="preserve">219</w:t>
+              <w:t xml:space="preserve">226</w:t>
             </w:r>
           </w:p>
         </w:tc>
@@ -52169,7 +52169,7 @@
                 <w:sz w:val="19"/>
                 <w:szCs w:val="19"/>
               </w:rPr>
-              <w:t xml:space="preserve">55</w:t>
+              <w:t xml:space="preserve">28</w:t>
             </w:r>
           </w:p>
         </w:tc>
@@ -52193,7 +52193,19 @@
         <w:spacing w:after="140" w:before="0" w:line="276"/>
       </w:pPr>
       <w:r>
-        <w:t xml:space="preserve">Oito capangas equivalem a um chefe, e é assim que a coluna se lê: cada um tem de vida o dano do grupo por rodada dividido por quatro, arredondado para baixo — cai num golpe de um personagem —, e bate um quarto do dano do chefe. Os oito vêm juntos, com a vida num pool só, e no máximo três deles atacam o mesmo alvo por rodada, do segundo em diante com o golpe pela metade. Trocar o corpo único pelo esquadrão não muda o tamanho do encontro — muda quantas rolagens ele custa e quando o dano do inimigo começa a cair.</w:t>
+        <w:t xml:space="preserve">Esta linha é o chefe de dificuldade moderada feito para quatro personagens — o </w:t>
+      </w:r>
+      <w:r>
+        <w:rPr>
+          <w:rFonts w:ascii="Consolas" w:cs="Consolas" w:eastAsia="Consolas" w:hAnsi="Consolas"/>
+          <w:color w:val="2B1B2E"/>
+          <w:sz w:val="18"/>
+          <w:szCs w:val="18"/>
+        </w:rPr>
+        <w:t xml:space="preserve">Desastre ×4</w:t>
+      </w:r>
+      <w:r>
+        <w:t xml:space="preserve"> do Bestiário. As outras dificuldades e os outros tamanhos de grupo, de um a seis personagens, saem dela pelo Bestiário.</w:t>
       </w:r>
     </w:p>
     <w:p>
@@ -52201,7 +52213,7 @@
         <w:spacing w:after="140" w:before="0" w:line="276"/>
       </w:pPr>
       <w:r>
-        <w:t xml:space="preserve">Cada linha vale para a faixa de Classe dela, e não só para aquele nível: a do 2 cobre o nível 2 ao 4, a do 5 cobre até o 8, a do 10 até o 12, e assim por diante. Dentro da faixa o grupo ganha vida e o inimigo não, então o encontro afrouxa — se quiser manter o aperto no fim da faixa, acrescente capangas.</w:t>
+        <w:t xml:space="preserve">O capanga vem em esquadrão, dois corpos por personagem, e é assim que a coluna se lê: cada corpo tem de vida o dano do grupo por rodada dividido por quatro, arredondado para baixo — cai num golpe de um personagem —, e bate metade de um quarto do dano do chefe. O esquadrão vem junto, com a vida num pool só, dura duas rodadas contra qualquer grupo, e no máximo três corpos atacam o mesmo alvo por rodada, do segundo em diante com o golpe pela metade. Um chefe feito para N personagens vale 3N capangas.</w:t>
       </w:r>
     </w:p>
     <w:p>
@@ -52209,7 +52221,7 @@
         <w:spacing w:after="140" w:before="0" w:line="276"/>
       </w:pPr>
       <w:r>
-        <w:t xml:space="preserve">Chefe sozinho precisa de cerca de três vezes o dano de rodada do grupo em vida, e é isso que faz a luta contra ele durar três rodadas. Se não quiser inflar o número, use capangas ou uma barreira que absorva antes da vida.</w:t>
+        <w:t xml:space="preserve">Cada linha vale para a faixa de Classe dela, e não só para aquele nível: a do 2 cobre o nível 2 ao 4, a do 5 cobre até o 8, a do 10 até o 12, e assim por diante. Dentro da faixa o grupo ganha vida e o inimigo não, então o encontro afrouxa — se quiser manter o aperto no fim da faixa, acrescente capangas.</w:t>
       </w:r>
     </w:p>
     <w:p>
@@ -52217,7 +52229,15 @@
         <w:spacing w:after="140" w:before="0" w:line="276"/>
       </w:pPr>
       <w:r>
-        <w:t xml:space="preserve">O dano dele por rodada é 90% da vida de um personagem daquele nível — ele não derruba o grupo, mas derruba alguém, e derruba mais de um se concentrar. Ele perde a ação três vezes por rodada contra um grupo de quatro, e age três vezes enquanto eles agem quatro: o golpe é um terço da linha.</w:t>
+        <w:t xml:space="preserve">Chefe sozinho precisa de cerca de três vezes o dano de rodada do grupo em vida, e é isso que faz a luta contra ele durar três rodadas. Se não quiser inflar o número, use capangas ou uma barreira que absorva antes da vida.</w:t>
+      </w:r>
+    </w:p>
+    <w:p>
+      <w:pPr>
+        <w:spacing w:after="140" w:before="0" w:line="276"/>
+      </w:pPr>
+      <w:r>
+        <w:t xml:space="preserve">O dano dele por rodada é 90% da vida de um personagem médio dos quatro Caminhos jogáveis, com Constituição 3. A referência é 11,5 + 8,25 × (nível − 1) pontos de vida, incluindo Constituição. Arredonde o dano ao inteiro mais próximo, com empate para baixo. O Evocador fica fora desta média enquanto estiver suspenso. O chefe age quatro vezes por rodada: o golpe é um quarto da linha.</w:t>
       </w:r>
     </w:p>
     <w:p>
